--- a/CV.docx
+++ b/CV.docx
@@ -1,6 +1,6 @@
 
 <file path=word/document.xml><?xml version="1.0" encoding="utf-8"?>
-<w:document xmlns:wpc="http://schemas.microsoft.com/office/word/2010/wordprocessingCanvas" xmlns:cx="http://schemas.microsoft.com/office/drawing/2014/chartex" xmlns:cx1="http://schemas.microsoft.com/office/drawing/2015/9/8/chartex" xmlns:cx2="http://schemas.microsoft.com/office/drawing/2015/10/21/chartex" xmlns:cx3="http://schemas.microsoft.com/office/drawing/2016/5/9/chartex" xmlns:cx4="http://schemas.microsoft.com/office/drawing/2016/5/10/chartex" xmlns:cx5="http://schemas.microsoft.com/office/drawing/2016/5/11/chartex" xmlns:cx6="http://schemas.microsoft.com/office/drawing/2016/5/12/chartex" xmlns:cx7="http://schemas.microsoft.com/office/drawing/2016/5/13/chartex" xmlns:cx8="http://schemas.microsoft.com/office/drawing/2016/5/14/chartex" xmlns:mc="http://schemas.openxmlformats.org/markup-compatibility/2006" xmlns:aink="http://schemas.microsoft.com/office/drawing/2016/ink" xmlns:am3d="http://schemas.microsoft.com/office/drawing/2017/model3d" xmlns:o="urn:schemas-microsoft-com:office:office" xmlns:oel="http://schemas.microsoft.com/office/2019/extlst" xmlns:r="http://schemas.openxmlformats.org/officeDocument/2006/relationships" xmlns:m="http://schemas.openxmlformats.org/officeDocument/2006/math" xmlns:v="urn:schemas-microsoft-com:vml" xmlns:wp14="http://schemas.microsoft.com/office/word/2010/wordprocessingDrawing" xmlns:wp="http://schemas.openxmlformats.org/drawingml/2006/wordprocessingDrawing" xmlns:w10="urn:schemas-microsoft-com:office:word" xmlns:w="http://schemas.openxmlformats.org/wordprocessingml/2006/main" xmlns:w14="http://schemas.microsoft.com/office/word/2010/wordml" xmlns:w15="http://schemas.microsoft.com/office/word/2012/wordml" xmlns:w16cex="http://schemas.microsoft.com/office/word/2018/wordml/cex" xmlns:w16cid="http://schemas.microsoft.com/office/word/2016/wordml/cid" xmlns:w16="http://schemas.microsoft.com/office/word/2018/wordml" xmlns:w16sdtdh="http://schemas.microsoft.com/office/word/2020/wordml/sdtdatahash" xmlns:w16se="http://schemas.microsoft.com/office/word/2015/wordml/symex" xmlns:wpg="http://schemas.microsoft.com/office/word/2010/wordprocessingGroup" xmlns:wpi="http://schemas.microsoft.com/office/word/2010/wordprocessingInk" xmlns:wne="http://schemas.microsoft.com/office/word/2006/wordml" xmlns:wps="http://schemas.microsoft.com/office/word/2010/wordprocessingShape" mc:Ignorable="w14 w15 w16se w16cid w16 w16cex w16sdtdh wp14">
+<w:document xmlns:wpc="http://schemas.microsoft.com/office/word/2010/wordprocessingCanvas" xmlns:cx="http://schemas.microsoft.com/office/drawing/2014/chartex" xmlns:cx1="http://schemas.microsoft.com/office/drawing/2015/9/8/chartex" xmlns:cx2="http://schemas.microsoft.com/office/drawing/2015/10/21/chartex" xmlns:cx3="http://schemas.microsoft.com/office/drawing/2016/5/9/chartex" xmlns:cx4="http://schemas.microsoft.com/office/drawing/2016/5/10/chartex" xmlns:cx5="http://schemas.microsoft.com/office/drawing/2016/5/11/chartex" xmlns:cx6="http://schemas.microsoft.com/office/drawing/2016/5/12/chartex" xmlns:cx7="http://schemas.microsoft.com/office/drawing/2016/5/13/chartex" xmlns:cx8="http://schemas.microsoft.com/office/drawing/2016/5/14/chartex" xmlns:mc="http://schemas.openxmlformats.org/markup-compatibility/2006" xmlns:aink="http://schemas.microsoft.com/office/drawing/2016/ink" xmlns:am3d="http://schemas.microsoft.com/office/drawing/2017/model3d" xmlns:o="urn:schemas-microsoft-com:office:office" xmlns:oel="http://schemas.microsoft.com/office/2019/extlst" xmlns:r="http://schemas.openxmlformats.org/officeDocument/2006/relationships" xmlns:m="http://schemas.openxmlformats.org/officeDocument/2006/math" xmlns:v="urn:schemas-microsoft-com:vml" xmlns:wp14="http://schemas.microsoft.com/office/word/2010/wordprocessingDrawing" xmlns:wp="http://schemas.openxmlformats.org/drawingml/2006/wordprocessingDrawing" xmlns:w10="urn:schemas-microsoft-com:office:word" xmlns:w="http://schemas.openxmlformats.org/wordprocessingml/2006/main" xmlns:w14="http://schemas.microsoft.com/office/word/2010/wordml" xmlns:w15="http://schemas.microsoft.com/office/word/2012/wordml" xmlns:w16cex="http://schemas.microsoft.com/office/word/2018/wordml/cex" xmlns:w16cid="http://schemas.microsoft.com/office/word/2016/wordml/cid" xmlns:w16="http://schemas.microsoft.com/office/word/2018/wordml" xmlns:w16du="http://schemas.microsoft.com/office/word/2023/wordml/word16du" xmlns:w16sdtdh="http://schemas.microsoft.com/office/word/2020/wordml/sdtdatahash" xmlns:w16sdtfl="http://schemas.microsoft.com/office/word/2024/wordml/sdtformatlock" xmlns:w16se="http://schemas.microsoft.com/office/word/2015/wordml/symex" xmlns:wpg="http://schemas.microsoft.com/office/word/2010/wordprocessingGroup" xmlns:wpi="http://schemas.microsoft.com/office/word/2010/wordprocessingInk" xmlns:wne="http://schemas.microsoft.com/office/word/2006/wordml" xmlns:wps="http://schemas.microsoft.com/office/word/2010/wordprocessingShape" mc:Ignorable="w14 w15 w16se w16cid w16 w16cex w16sdtdh w16sdtfl w16du wp14">
   <w:body>
     <w:tbl>
       <w:tblPr>
@@ -368,6 +368,58 @@
         <w:ind w:left="-5"/>
       </w:pPr>
       <w:r>
+        <w:t>New York University</w:t>
+      </w:r>
+      <w:r>
+        <w:t xml:space="preserve">, </w:t>
+      </w:r>
+      <w:r>
+        <w:t xml:space="preserve">Stern Graduate School of Business     </w:t>
+      </w:r>
+      <w:r>
+        <w:tab/>
+        <w:t>202</w:t>
+      </w:r>
+      <w:r>
+        <w:t>5</w:t>
+      </w:r>
+      <w:r>
+        <w:t>-</w:t>
+      </w:r>
+      <w:r>
+        <w:t xml:space="preserve"> </w:t>
+      </w:r>
+    </w:p>
+    <w:p>
+      <w:pPr>
+        <w:spacing w:after="0" w:line="259" w:lineRule="auto"/>
+        <w:ind w:left="-5"/>
+      </w:pPr>
+      <w:r>
+        <w:t>Ass</w:t>
+      </w:r>
+      <w:r>
+        <w:t>ociate</w:t>
+      </w:r>
+      <w:r>
+        <w:t xml:space="preserve"> Professor of Finance</w:t>
+      </w:r>
+      <w:r>
+        <w:t xml:space="preserve"> (with tenure)</w:t>
+      </w:r>
+    </w:p>
+    <w:p>
+      <w:pPr>
+        <w:spacing w:after="0" w:line="259" w:lineRule="auto"/>
+        <w:ind w:left="0" w:firstLine="0"/>
+      </w:pPr>
+    </w:p>
+    <w:p>
+      <w:pPr>
+        <w:spacing w:after="0" w:line="259" w:lineRule="auto"/>
+        <w:ind w:left="-5"/>
+      </w:pPr>
+      <w:r>
         <w:t>University of Rochester</w:t>
       </w:r>
       <w:r>
@@ -381,7 +433,13 @@
         <w:t>2022</w:t>
       </w:r>
       <w:r>
-        <w:t xml:space="preserve">- </w:t>
+        <w:t>-</w:t>
+      </w:r>
+      <w:r>
+        <w:t xml:space="preserve"> </w:t>
+      </w:r>
+      <w:r>
+        <w:t>2025</w:t>
       </w:r>
     </w:p>
     <w:p>
@@ -923,6 +981,7 @@
         <w:rPr>
           <w:bCs/>
         </w:rPr>
+        <w:lastRenderedPageBreak/>
         <w:t>Associate Editor,  Journal of Finance                                                  2024-</w:t>
       </w:r>
     </w:p>
@@ -968,7 +1027,6 @@
         <w:rPr>
           <w:bCs/>
         </w:rPr>
-        <w:lastRenderedPageBreak/>
         <w:t>Associate Editor, Management Science                                              2021-</w:t>
       </w:r>
       <w:r>
@@ -1334,13 +1392,11 @@
         </w:r>
       </w:hyperlink>
       <w:r>
-        <w:t xml:space="preserve">(joint with Asaf </w:t>
-      </w:r>
-      <w:proofErr w:type="spellStart"/>
-      <w:r>
-        <w:t>Manela</w:t>
-      </w:r>
-      <w:proofErr w:type="spellEnd"/>
+        <w:t>(Asaf Manela</w:t>
+      </w:r>
+      <w:r>
+        <w:t xml:space="preserve"> and Alan Moreira</w:t>
+      </w:r>
       <w:r>
         <w:t xml:space="preserve">)       </w:t>
       </w:r>
@@ -1356,12 +1412,12 @@
     </w:p>
     <w:p>
       <w:pPr>
+        <w:spacing w:after="4" w:line="251" w:lineRule="auto"/>
+        <w:ind w:left="360" w:firstLine="0"/>
         <w:rPr>
           <w:rStyle w:val="Strong"/>
           <w:b w:val="0"/>
           <w:bCs w:val="0"/>
-          <w:sz w:val="20"/>
-          <w:szCs w:val="20"/>
         </w:rPr>
       </w:pPr>
     </w:p>
@@ -1422,7 +1478,13 @@
         </w:r>
       </w:hyperlink>
       <w:r>
-        <w:t xml:space="preserve"> (joint with Alexi Savov) </w:t>
+        <w:t xml:space="preserve"> (</w:t>
+      </w:r>
+      <w:r>
+        <w:t>Alan Moreira and</w:t>
+      </w:r>
+      <w:r>
+        <w:t xml:space="preserve"> Alexi Savov) </w:t>
       </w:r>
     </w:p>
     <w:p>
@@ -1430,6 +1492,7 @@
         <w:ind w:left="0" w:firstLine="0"/>
       </w:pPr>
       <w:r>
+        <w:lastRenderedPageBreak/>
         <w:t xml:space="preserve">      Journal of Finance, December 2017 (Lead article)</w:t>
       </w:r>
     </w:p>
@@ -1456,18 +1519,7 @@
           <w:sz w:val="20"/>
           <w:szCs w:val="20"/>
         </w:rPr>
-        <w:t xml:space="preserve">We build a macro-finance model of shadow banking---the transformation of risky assets into securities that are money-like in quiet times but become illiquid when uncertainty spikes. Shadow banking </w:t>
-      </w:r>
-      <w:r>
-        <w:rPr>
-          <w:rStyle w:val="Strong"/>
-          <w:b w:val="0"/>
-          <w:bCs w:val="0"/>
-          <w:sz w:val="20"/>
-          <w:szCs w:val="20"/>
-        </w:rPr>
-        <w:lastRenderedPageBreak/>
-        <w:t>economizes on scarce collateral, expanding liquidity provision, boosting asset prices and growth, but also building up fragility. A rise in uncertainty raises shadow banking spreads, forcing financial institutions to switch to collateral-intensive funding. Shadow banking collapses, liquidity provision shrinks, liquidity premia and discount rates rise, asset prices and investment fall. The model generates slow recoveries, collateral runs, and flight-to-quality effects, and it sheds light on LSAPs, Operation Twist, and other interventions.</w:t>
+        <w:t>We build a macro-finance model of shadow banking---the transformation of risky assets into securities that are money-like in quiet times but become illiquid when uncertainty spikes. Shadow banking economizes on scarce collateral, expanding liquidity provision, boosting asset prices and growth, but also building up fragility. A rise in uncertainty raises shadow banking spreads, forcing financial institutions to switch to collateral-intensive funding. Shadow banking collapses, liquidity provision shrinks, liquidity premia and discount rates rise, asset prices and investment fall. The model generates slow recoveries, collateral runs, and flight-to-quality effects, and it sheds light on LSAPs, Operation Twist, and other interventions.</w:t>
       </w:r>
     </w:p>
     <w:p>
@@ -1509,7 +1561,13 @@
         <w:t xml:space="preserve"> </w:t>
       </w:r>
       <w:r>
-        <w:t>(joint with Tyler Muir)</w:t>
+        <w:t>(</w:t>
+      </w:r>
+      <w:r>
+        <w:t>Alan Moreira and</w:t>
+      </w:r>
+      <w:r>
+        <w:t xml:space="preserve"> Tyler Muir)</w:t>
       </w:r>
     </w:p>
     <w:p>
@@ -1585,20 +1643,21 @@
         <w:r>
           <w:rPr>
             <w:rStyle w:val="Hyperlink"/>
-            <w:u w:color="0000FF"/>
           </w:rPr>
-          <w:t>Should</w:t>
+          <w:t>Should Long-Term Investors Time Volatility?</w:t>
         </w:r>
       </w:hyperlink>
       <w:r>
-        <w:rPr>
-          <w:rStyle w:val="Hyperlink"/>
-          <w:u w:color="0000FF"/>
-        </w:rPr>
-        <w:t xml:space="preserve"> Long-Term Investors Time Volatility? </w:t>
-      </w:r>
-      <w:r>
-        <w:t>(joint with Tyler Muir)</w:t>
+        <w:t xml:space="preserve"> </w:t>
+      </w:r>
+      <w:r>
+        <w:t>(</w:t>
+      </w:r>
+      <w:r>
+        <w:t>Alan Moreira and</w:t>
+      </w:r>
+      <w:r>
+        <w:t xml:space="preserve"> Tyler Muir)</w:t>
       </w:r>
     </w:p>
     <w:p>
@@ -1660,22 +1719,47 @@
         </w:numPr>
         <w:spacing w:after="49" w:line="251" w:lineRule="auto"/>
         <w:ind w:hanging="360"/>
-      </w:pPr>
-      <w:hyperlink r:id="rId14" w:tgtFrame="_blank" w:history="1">
-        <w:r>
-          <w:rPr>
-            <w:rStyle w:val="Hyperlink"/>
-            <w:u w:color="0000FF"/>
-          </w:rPr>
-          <w:t>Capital Immobility and the Reach for Yield</w:t>
-        </w:r>
-      </w:hyperlink>
-      <w:r>
         <w:rPr>
           <w:rStyle w:val="Hyperlink"/>
+        </w:rPr>
+      </w:pPr>
+      <w:r>
+        <w:rPr>
           <w:u w:color="0000FF"/>
         </w:rPr>
-        <w:t xml:space="preserve">  </w:t>
+        <w:fldChar w:fldCharType="begin"/>
+      </w:r>
+      <w:r>
+        <w:rPr>
+          <w:u w:color="0000FF"/>
+        </w:rPr>
+        <w:instrText xml:space="preserve"> HYPERLINK "https://amoreira2.github.io/alan-moreira.github.io/CapitalImmobilityMoreira.pdf" \t "_blank" </w:instrText>
+      </w:r>
+      <w:r>
+        <w:rPr>
+          <w:u w:color="0000FF"/>
+        </w:rPr>
+      </w:r>
+      <w:r>
+        <w:rPr>
+          <w:u w:color="0000FF"/>
+        </w:rPr>
+        <w:fldChar w:fldCharType="separate"/>
+      </w:r>
+      <w:r>
+        <w:rPr>
+          <w:rStyle w:val="Hyperlink"/>
+        </w:rPr>
+        <w:t xml:space="preserve">Capital Immobility and the Reach for Yield </w:t>
+      </w:r>
+      <w:r>
+        <w:t>(</w:t>
+      </w:r>
+      <w:r>
+        <w:t>Alan Moreira</w:t>
+      </w:r>
+      <w:r>
+        <w:t>)</w:t>
       </w:r>
     </w:p>
     <w:p>
@@ -1683,6 +1767,12 @@
         <w:spacing w:after="49" w:line="251" w:lineRule="auto"/>
         <w:ind w:left="360" w:firstLine="0"/>
       </w:pPr>
+      <w:r>
+        <w:rPr>
+          <w:u w:color="0000FF"/>
+        </w:rPr>
+        <w:fldChar w:fldCharType="end"/>
+      </w:r>
       <w:r>
         <w:t>Journal of Economic Theory, September 2019</w:t>
       </w:r>
@@ -1761,24 +1851,51 @@
         <w:ind w:hanging="360"/>
         <w:rPr>
           <w:rStyle w:val="Hyperlink"/>
+        </w:rPr>
+      </w:pPr>
+      <w:r>
+        <w:rPr>
           <w:u w:color="0000FF"/>
         </w:rPr>
-      </w:pPr>
-      <w:hyperlink r:id="rId15" w:history="1">
-        <w:r>
-          <w:rPr>
-            <w:rStyle w:val="Hyperlink"/>
-            <w:u w:color="0000FF"/>
-          </w:rPr>
-          <w:t>When Selling Becomes Viral: Disruptions in Debt Markets in the COVID-19 Crisis and the Fed's Response</w:t>
-        </w:r>
-      </w:hyperlink>
+        <w:fldChar w:fldCharType="begin"/>
+      </w:r>
+      <w:r>
+        <w:rPr>
+          <w:u w:color="0000FF"/>
+        </w:rPr>
+        <w:instrText xml:space="preserve"> HYPERLINK "https://amoreira2.github.io/alan-moreira.github.io/HMM_Viral.pdf" </w:instrText>
+      </w:r>
+      <w:r>
+        <w:rPr>
+          <w:u w:color="0000FF"/>
+        </w:rPr>
+      </w:r>
+      <w:r>
+        <w:rPr>
+          <w:u w:color="0000FF"/>
+        </w:rPr>
+        <w:fldChar w:fldCharType="separate"/>
+      </w:r>
       <w:r>
         <w:rPr>
           <w:rStyle w:val="Hyperlink"/>
-          <w:u w:color="0000FF"/>
-        </w:rPr>
-        <w:t xml:space="preserve"> (joint with Tyler Muir and Valentin Haddad) </w:t>
+        </w:rPr>
+        <w:t xml:space="preserve">When Selling Becomes Viral: Disruptions in Debt Markets in the COVID-19 Crisis and the Fed's Response </w:t>
+      </w:r>
+      <w:r>
+        <w:t>(</w:t>
+      </w:r>
+      <w:r>
+        <w:t>Valentin Haddad, Alan Moreira and</w:t>
+      </w:r>
+      <w:r>
+        <w:t xml:space="preserve"> Tyler Muir)</w:t>
+      </w:r>
+      <w:r>
+        <w:rPr>
+          <w:rStyle w:val="Hyperlink"/>
+        </w:rPr>
+        <w:t xml:space="preserve"> </w:t>
       </w:r>
     </w:p>
     <w:p>
@@ -1789,6 +1906,13 @@
           <w:color w:val="auto"/>
         </w:rPr>
       </w:pPr>
+      <w:r>
+        <w:rPr>
+          <w:u w:color="0000FF"/>
+        </w:rPr>
+        <w:lastRenderedPageBreak/>
+        <w:fldChar w:fldCharType="end"/>
+      </w:r>
       <w:r>
         <w:rPr>
           <w:color w:val="auto"/>
@@ -1815,17 +1939,7 @@
           <w:sz w:val="20"/>
           <w:szCs w:val="20"/>
         </w:rPr>
-        <w:t xml:space="preserve">We document extreme disruption in debt markets during the COVID-19 crisis: a severe price crash accompanied by significant dislocations at the safer end of the credit spectrum. Investment-grade corporate bonds traded at a discount to CDS; ETFs traded at a discount to their NAV, more so for safer </w:t>
-      </w:r>
-      <w:r>
-        <w:rPr>
-          <w:rStyle w:val="Strong"/>
-          <w:b w:val="0"/>
-          <w:sz w:val="20"/>
-          <w:szCs w:val="20"/>
-        </w:rPr>
-        <w:lastRenderedPageBreak/>
-        <w:t>bonds. These disruptions disappeared after the Fed announced it would buy corporate bonds. The initial announcement, targeting investment-grade debt only, lowered the spreads of bonds with the most severe dislocations. The later expansion of the program boosted prices throughout markets. We use these facts to evaluate potential channels behind the disruption.</w:t>
+        <w:t>We document extreme disruption in debt markets during the COVID-19 crisis: a severe price crash accompanied by significant dislocations at the safer end of the credit spectrum. Investment-grade corporate bonds traded at a discount to CDS; ETFs traded at a discount to their NAV, more so for safer bonds. These disruptions disappeared after the Fed announced it would buy corporate bonds. The initial announcement, targeting investment-grade debt only, lowered the spreads of bonds with the most severe dislocations. The later expansion of the program boosted prices throughout markets. We use these facts to evaluate potential channels behind the disruption.</w:t>
       </w:r>
     </w:p>
     <w:p>
@@ -1851,16 +1965,17 @@
           <w:u w:val="single" w:color="0000FF"/>
         </w:rPr>
       </w:pPr>
+      <w:hyperlink r:id="rId14" w:history="1">
+        <w:r>
+          <w:rPr>
+            <w:rStyle w:val="Hyperlink"/>
+          </w:rPr>
+          <w:t>Text Selection</w:t>
+        </w:r>
+      </w:hyperlink>
       <w:r>
         <w:rPr>
           <w:color w:val="0000FF"/>
-          <w:u w:val="single" w:color="0000FF"/>
-        </w:rPr>
-        <w:t>Text Selection</w:t>
-      </w:r>
-      <w:r>
-        <w:rPr>
-          <w:color w:val="0000FF"/>
         </w:rPr>
         <w:t xml:space="preserve"> </w:t>
       </w:r>
@@ -1868,28 +1983,26 @@
         <w:rPr>
           <w:color w:val="auto"/>
         </w:rPr>
-        <w:t>(</w:t>
+        <w:t>(Bryan Kelly</w:t>
       </w:r>
       <w:r>
         <w:rPr>
           <w:color w:val="auto"/>
         </w:rPr>
-        <w:t>joint w</w:t>
+        <w:t xml:space="preserve">, </w:t>
       </w:r>
       <w:r>
         <w:rPr>
           <w:color w:val="auto"/>
         </w:rPr>
-        <w:t xml:space="preserve">ith Bryan Kelly and Asaf </w:t>
-      </w:r>
-      <w:proofErr w:type="spellStart"/>
+        <w:t>Asaf Manela</w:t>
+      </w:r>
       <w:r>
         <w:rPr>
           <w:color w:val="auto"/>
         </w:rPr>
-        <w:t>Manela</w:t>
-      </w:r>
-      <w:proofErr w:type="spellEnd"/>
+        <w:t>, and Alan Moreira</w:t>
+      </w:r>
       <w:r>
         <w:rPr>
           <w:color w:val="auto"/>
@@ -1995,7 +2108,7 @@
         <w:spacing w:after="49" w:line="251" w:lineRule="auto"/>
         <w:ind w:hanging="360"/>
       </w:pPr>
-      <w:hyperlink r:id="rId16" w:tgtFrame="_blank" w:history="1">
+      <w:hyperlink r:id="rId15" w:tgtFrame="_blank" w:history="1">
         <w:r>
           <w:rPr>
             <w:color w:val="0000FF"/>
@@ -2012,17 +2125,26 @@
         <w:t xml:space="preserve"> </w:t>
       </w:r>
       <w:r>
-        <w:t>(joint with Tyler Muir and Valentin Haddad)</w:t>
-      </w:r>
-      <w:r>
-        <w:t xml:space="preserve"> (</w:t>
-      </w:r>
-      <w:r>
-        <w:t>forthcoming</w:t>
-      </w:r>
-      <w:r>
-        <w:t xml:space="preserve"> AER)</w:t>
-      </w:r>
+        <w:t xml:space="preserve">(Valentin Haddad, Alan Moreira and Tyler Muir) </w:t>
+      </w:r>
+    </w:p>
+    <w:p>
+      <w:pPr>
+        <w:spacing w:after="49" w:line="251" w:lineRule="auto"/>
+        <w:ind w:left="360" w:firstLine="0"/>
+      </w:pPr>
+      <w:r>
+        <w:t>A</w:t>
+      </w:r>
+      <w:r>
+        <w:t>merican Economic Review, January 2025</w:t>
+      </w:r>
+    </w:p>
+    <w:p>
+      <w:pPr>
+        <w:spacing w:after="49" w:line="251" w:lineRule="auto"/>
+        <w:ind w:left="360" w:firstLine="0"/>
+      </w:pPr>
     </w:p>
     <w:p>
       <w:pPr>
@@ -2079,8 +2201,27 @@
         <w:spacing w:after="0" w:line="259" w:lineRule="auto"/>
         <w:ind w:left="-5"/>
         <w:rPr>
-          <w:b/>
+          <w:rStyle w:val="Strong"/>
+          <w:bCs w:val="0"/>
           <w:u w:val="single" w:color="000000"/>
+        </w:rPr>
+      </w:pPr>
+    </w:p>
+    <w:p>
+      <w:pPr>
+        <w:spacing w:after="49" w:line="251" w:lineRule="auto"/>
+        <w:ind w:left="360" w:firstLine="0"/>
+        <w:rPr>
+          <w:color w:val="auto"/>
+        </w:rPr>
+      </w:pPr>
+    </w:p>
+    <w:p>
+      <w:pPr>
+        <w:spacing w:after="49" w:line="251" w:lineRule="auto"/>
+        <w:ind w:left="360" w:firstLine="0"/>
+        <w:rPr>
+          <w:color w:val="auto"/>
         </w:rPr>
       </w:pPr>
     </w:p>
@@ -2096,13 +2237,14 @@
           <w:color w:val="auto"/>
         </w:rPr>
       </w:pPr>
-      <w:r>
-        <w:rPr>
-          <w:color w:val="0000FF"/>
-          <w:u w:val="single" w:color="0000FF"/>
-        </w:rPr>
-        <w:t>Hedging Risk Factors</w:t>
-      </w:r>
+      <w:hyperlink r:id="rId16" w:history="1">
+        <w:r>
+          <w:rPr>
+            <w:rStyle w:val="Hyperlink"/>
+          </w:rPr>
+          <w:t>Hedging Risk Factors</w:t>
+        </w:r>
+      </w:hyperlink>
       <w:r>
         <w:rPr>
           <w:color w:val="auto"/>
@@ -2174,7 +2316,17 @@
           <w:sz w:val="20"/>
           <w:szCs w:val="20"/>
         </w:rPr>
-        <w:t>Standard risk factors can be hedged with minimal reduction in average return. This is true for ``macro'' factors such as industrial production, unemployment, and credit spreads, as well as for ``reduced form'' asset pricing factors such as value, momentum, or profitability. Low beta versions of the factors perform close to as well as high beta versions, hence a long short portfolio can hedge factor exposure with little reduction in expected return. For the reduced form factors this mismatch between factor exposure and expected return generates large alphas. For the macroeconomic factors, hedging the factors also hedges business cycle risk by significantly lowering exposure to consumption, GDP, and NBER recessions. We study implications both for optimal portfolio formation and for understanding the economic mechanisms for generating equity risk premiums.</w:t>
+        <w:t xml:space="preserve">Standard risk factors can be hedged with minimal reduction in average return. This is true for ``macro'' factors such as industrial production, unemployment, and credit spreads, as well as for ``reduced form'' asset pricing factors such as value, momentum, or profitability. Low beta versions of the factors perform </w:t>
+      </w:r>
+      <w:r>
+        <w:rPr>
+          <w:rStyle w:val="Strong"/>
+          <w:b w:val="0"/>
+          <w:sz w:val="20"/>
+          <w:szCs w:val="20"/>
+        </w:rPr>
+        <w:lastRenderedPageBreak/>
+        <w:t>close to as well as high beta versions, hence a long short portfolio can hedge factor exposure with little reduction in expected return. For the reduced form factors this mismatch between factor exposure and expected return generates large alphas. For the macroeconomic factors, hedging the factors also hedges business cycle risk by significantly lowering exposure to consumption, GDP, and NBER recessions. We study implications both for optimal portfolio formation and for understanding the economic mechanisms for generating equity risk premiums.</w:t>
       </w:r>
     </w:p>
     <w:p>
@@ -2216,12 +2368,20 @@
           <w:u w:val="single" w:color="0000FF"/>
         </w:rPr>
       </w:pPr>
-      <w:r>
-        <w:t xml:space="preserve">Liquidity </w:t>
-      </w:r>
-      <w:r>
-        <w:t>and Volatility</w:t>
-      </w:r>
+      <w:hyperlink r:id="rId17" w:history="1">
+        <w:r>
+          <w:rPr>
+            <w:rStyle w:val="Hyperlink"/>
+          </w:rPr>
+          <w:t xml:space="preserve">Liquidity </w:t>
+        </w:r>
+        <w:r>
+          <w:rPr>
+            <w:rStyle w:val="Hyperlink"/>
+          </w:rPr>
+          <w:t>and Volatility</w:t>
+        </w:r>
+      </w:hyperlink>
       <w:r>
         <w:rPr>
           <w:color w:val="0000FF"/>
@@ -2335,8 +2495,16 @@
           <w:u w:val="single" w:color="0000FF"/>
         </w:rPr>
       </w:pPr>
-      <w:r>
-        <w:t xml:space="preserve">Asset Purchase Rules: How QE Transformed the Bond Market </w:t>
+      <w:hyperlink r:id="rId18" w:history="1">
+        <w:r>
+          <w:rPr>
+            <w:rStyle w:val="Hyperlink"/>
+          </w:rPr>
+          <w:t>Asset Purchase Rules: How QE Transformed the Bond Market</w:t>
+        </w:r>
+      </w:hyperlink>
+      <w:r>
+        <w:t xml:space="preserve"> </w:t>
       </w:r>
       <w:r>
         <w:t xml:space="preserve">( with Tyler Muir and Valentin Haddad) </w:t>
@@ -2388,7 +2556,7 @@
                 <wp:cNvGraphicFramePr/>
                 <a:graphic xmlns:a="http://schemas.openxmlformats.org/drawingml/2006/main">
                   <a:graphicData uri="http://schemas.microsoft.com/office/word/2010/wordprocessingInk">
-                    <w14:contentPart bwMode="auto" r:id="rId17">
+                    <w14:contentPart bwMode="auto" r:id="rId19">
                       <w14:nvContentPartPr>
                         <w14:cNvContentPartPr/>
                       </w14:nvContentPartPr>
@@ -2424,7 +2592,7 @@
                 <o:lock v:ext="edit" aspectratio="t"/>
               </v:shapetype>
               <v:shape id="Ink 1" o:spid="_x0000_s1026" type="#_x0000_t75" style="position:absolute;margin-left:511.8pt;margin-top:29.9pt;width:1.9pt;height:2.55pt;z-index:251659264;visibility:visible;mso-wrap-style:square;mso-wrap-distance-left:9pt;mso-wrap-distance-top:0;mso-wrap-distance-right:9pt;mso-wrap-distance-bottom:0;mso-position-horizontal:absolute;mso-position-horizontal-relative:text;mso-position-vertical:absolute;mso-position-vertical-relative:text" o:gfxdata="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">
-                <v:imagedata r:id="rId18" o:title=""/>
+                <v:imagedata r:id="rId20" o:title=""/>
               </v:shape>
             </w:pict>
           </mc:Fallback>
@@ -2471,7 +2639,7 @@
           <w:u w:val="single" w:color="0000FF"/>
         </w:rPr>
       </w:pPr>
-      <w:hyperlink r:id="rId19" w:history="1">
+      <w:hyperlink r:id="rId21" w:history="1">
         <w:r>
           <w:rPr>
             <w:color w:val="0000FF"/>
@@ -2517,7 +2685,7 @@
           <w:sz w:val="20"/>
           <w:szCs w:val="20"/>
         </w:rPr>
-        <w:t xml:space="preserve">Many hedge funds restrict investors' ability to redeem their investments. We show that lockups alleviate a delegation friction. In our model hedge funds can trade a long-term arbitrage opportunity; doing so increases expected returns but lowers short-term returns. Investors who rationally learn from returns may mistake a skilled manager who pursues the arbitrage opportunity for an unskilled manager. Skilled managers therefore have an incentive to avoid redemptions by distorting their portfolios to enhance short-term returns. The tradeoff between the ability to trade the arbitrage opportunity more aggressively and investors' fears of being stuck with an unskilled manager determines the optimal lockup. We calibrate the model to hedge fund data and show that arbitrage remains limited even with optimal lockups; the average manager sacrifices </w:t>
+        <w:t xml:space="preserve">Many hedge funds restrict investors' ability to redeem their investments. We show that lockups alleviate a delegation friction. In our model hedge funds can trade a long-term arbitrage opportunity; doing so </w:t>
       </w:r>
       <w:r>
         <w:rPr>
@@ -2528,7 +2696,8 @@
           <w:sz w:val="20"/>
           <w:szCs w:val="20"/>
         </w:rPr>
-        <w:t>146</w:t>
+        <w:lastRenderedPageBreak/>
+        <w:t xml:space="preserve">increases expected returns but lowers short-term returns. Investors who rationally learn from returns may mistake a skilled manager who pursues the arbitrage opportunity for an unskilled manager. Skilled managers therefore have an incentive to avoid redemptions by distorting their portfolios to enhance short-term returns. The tradeoff between the ability to trade the arbitrage opportunity more aggressively and investors' fears of being stuck with an unskilled manager determines the optimal lockup. We calibrate the model to hedge fund data and show that arbitrage remains limited even with optimal lockups; the average manager sacrifices </w:t>
       </w:r>
       <w:r>
         <w:rPr>
@@ -2539,6 +2708,17 @@
           <w:sz w:val="20"/>
           <w:szCs w:val="20"/>
         </w:rPr>
+        <w:t>146</w:t>
+      </w:r>
+      <w:r>
+        <w:rPr>
+          <w:rStyle w:val="Strong"/>
+          <w:b w:val="0"/>
+          <w:bCs w:val="0"/>
+          <w:color w:val="000000"/>
+          <w:sz w:val="20"/>
+          <w:szCs w:val="20"/>
+        </w:rPr>
         <w:t xml:space="preserve"> basis points in expected returns per year to improve short-term returns.</w:t>
       </w:r>
     </w:p>
@@ -2578,7 +2758,7 @@
         </w:rPr>
         <w:t>his subsumes an earlier working paper called "</w:t>
       </w:r>
-      <w:hyperlink r:id="rId20" w:history="1">
+      <w:hyperlink r:id="rId22" w:history="1">
         <w:r>
           <w:rPr>
             <w:rStyle w:val="Strong"/>
@@ -2618,32 +2798,16 @@
         <w:spacing w:after="4" w:line="251" w:lineRule="auto"/>
         <w:ind w:hanging="360"/>
       </w:pPr>
-      <w:hyperlink r:id="rId21" w:history="1">
+      <w:hyperlink r:id="rId23" w:history="1">
         <w:r>
           <w:rPr>
             <w:rStyle w:val="Hyperlink"/>
-            <w:u w:color="0000FF"/>
           </w:rPr>
-          <w:t>Relative</w:t>
+          <w:t>Relative Valuation and Information Production</w:t>
         </w:r>
       </w:hyperlink>
       <w:r>
-        <w:rPr>
-          <w:rStyle w:val="Hyperlink"/>
-          <w:u w:color="0000FF"/>
-        </w:rPr>
-        <w:t xml:space="preserve"> Valuation and Information Production</w:t>
-      </w:r>
-      <w:r>
-        <w:t xml:space="preserve"> (joint with Armando Gomes and David </w:t>
-      </w:r>
-      <w:proofErr w:type="spellStart"/>
-      <w:r>
-        <w:t>Sovich</w:t>
-      </w:r>
-      <w:proofErr w:type="spellEnd"/>
-      <w:r>
-        <w:t>)</w:t>
+        <w:t xml:space="preserve"> (joint with Armando Gomes and David Sovich)</w:t>
       </w:r>
     </w:p>
     <w:p>
@@ -2712,18 +2876,6 @@
           <w:sz w:val="16"/>
           <w:szCs w:val="16"/>
         </w:rPr>
-      </w:pPr>
-    </w:p>
-    <w:p>
-      <w:pPr>
-        <w:spacing w:after="0" w:line="259" w:lineRule="auto"/>
-        <w:ind w:left="360" w:firstLine="0"/>
-      </w:pPr>
-    </w:p>
-    <w:p>
-      <w:pPr>
-        <w:spacing w:after="4" w:line="251" w:lineRule="auto"/>
-        <w:ind w:left="360" w:firstLine="0"/>
       </w:pPr>
     </w:p>
     <w:p>
@@ -2808,6 +2960,21 @@
               <w:rPr>
                 <w:b/>
               </w:rPr>
+              <w:t>2025</w:t>
+            </w:r>
+          </w:p>
+          <w:p>
+            <w:pPr>
+              <w:spacing w:after="0" w:line="259" w:lineRule="auto"/>
+              <w:ind w:left="0" w:firstLine="0"/>
+              <w:rPr>
+                <w:b/>
+              </w:rPr>
+            </w:pPr>
+            <w:r>
+              <w:rPr>
+                <w:b/>
+              </w:rPr>
               <w:t>2024</w:t>
             </w:r>
           </w:p>
@@ -2867,6 +3034,15 @@
                 <w:b/>
               </w:rPr>
             </w:pPr>
+          </w:p>
+          <w:p>
+            <w:pPr>
+              <w:spacing w:after="0" w:line="259" w:lineRule="auto"/>
+              <w:ind w:left="0" w:firstLine="0"/>
+              <w:rPr>
+                <w:b/>
+              </w:rPr>
+            </w:pPr>
             <w:r>
               <w:rPr>
                 <w:b/>
@@ -2902,21 +3078,6 @@
                 <w:b/>
               </w:rPr>
               <w:t>2019</w:t>
-            </w:r>
-          </w:p>
-          <w:p>
-            <w:pPr>
-              <w:spacing w:after="0" w:line="259" w:lineRule="auto"/>
-              <w:ind w:left="0" w:firstLine="0"/>
-              <w:rPr>
-                <w:b/>
-              </w:rPr>
-            </w:pPr>
-            <w:r>
-              <w:rPr>
-                <w:b/>
-              </w:rPr>
-              <w:t>2018</w:t>
             </w:r>
           </w:p>
         </w:tc>
@@ -2935,139 +3096,118 @@
               <w:spacing w:after="0" w:line="259" w:lineRule="auto"/>
               <w:ind w:left="0" w:firstLine="0"/>
             </w:pPr>
+            <w:r>
+              <w:t>UBC winter, ITAM finance conference, WFA, SFS Cavalcade</w:t>
+            </w:r>
+          </w:p>
+          <w:p>
+            <w:pPr>
+              <w:spacing w:after="0" w:line="259" w:lineRule="auto"/>
+              <w:ind w:left="0" w:firstLine="0"/>
+            </w:pPr>
+            <w:r>
+              <w:t>Yiran Fan Memorial conference at the University of Chicago</w:t>
+            </w:r>
+            <w:r>
+              <w:t>, Bocconi Asset Pricing Conference</w:t>
+            </w:r>
+            <w:r>
+              <w:t xml:space="preserve">, </w:t>
+            </w:r>
+            <w:r>
+              <w:t xml:space="preserve">NBER SI , </w:t>
+            </w:r>
+            <w:r>
+              <w:t>UGA Fall Football Conference</w:t>
+            </w:r>
+          </w:p>
+          <w:p>
+            <w:pPr>
+              <w:spacing w:after="0" w:line="259" w:lineRule="auto"/>
+              <w:ind w:left="0" w:firstLine="0"/>
+            </w:pPr>
+            <w:r>
+              <w:t>NBER AP, IMF-WIPR, AFA</w:t>
+            </w:r>
+            <w:r>
+              <w:t>, Jackson Hole Finance conference</w:t>
+            </w:r>
+            <w:r>
+              <w:t>, BiShoF conference in Oslo</w:t>
+            </w:r>
+          </w:p>
+          <w:p>
+            <w:pPr>
+              <w:spacing w:after="0" w:line="259" w:lineRule="auto"/>
+              <w:ind w:left="0" w:firstLine="0"/>
+            </w:pPr>
+            <w:r>
+              <w:t>Macro Finance Society, NBER S</w:t>
+            </w:r>
+            <w:r>
+              <w:t>ummer Institute</w:t>
+            </w:r>
+            <w:r>
+              <w:t xml:space="preserve">, </w:t>
+            </w:r>
+            <w:r>
+              <w:t>CDI 2022 Conference on Derivatives</w:t>
+            </w:r>
+          </w:p>
+          <w:p>
+            <w:pPr>
+              <w:spacing w:after="0" w:line="259" w:lineRule="auto"/>
+              <w:ind w:left="0" w:firstLine="0"/>
+              <w:rPr>
+                <w:lang w:val="nb-NO"/>
+              </w:rPr>
+            </w:pPr>
+            <w:r>
+              <w:rPr>
+                <w:lang w:val="nb-NO"/>
+              </w:rPr>
+              <w:t>MFA</w:t>
+            </w:r>
+            <w:r>
+              <w:rPr>
+                <w:lang w:val="nb-NO"/>
+              </w:rPr>
+              <w:t>, AFA</w:t>
+            </w:r>
+          </w:p>
+          <w:p>
+            <w:pPr>
+              <w:spacing w:after="0" w:line="259" w:lineRule="auto"/>
+              <w:ind w:left="0" w:firstLine="0"/>
+              <w:rPr>
+                <w:lang w:val="nb-NO"/>
+              </w:rPr>
+            </w:pPr>
+            <w:r>
+              <w:rPr>
+                <w:lang w:val="nb-NO"/>
+              </w:rPr>
+              <w:t>AFA, NBER AP, NBER RISK, SaMFF</w:t>
+            </w:r>
+          </w:p>
+          <w:p>
+            <w:pPr>
+              <w:spacing w:after="0" w:line="259" w:lineRule="auto"/>
+              <w:ind w:left="0" w:firstLine="0"/>
+            </w:pPr>
+            <w:r>
+              <w:t xml:space="preserve">AFA, WFA, EFA, </w:t>
+            </w:r>
             <w:proofErr w:type="spellStart"/>
             <w:r>
-              <w:t>Yiran</w:t>
+              <w:t>Lubrafin</w:t>
             </w:r>
             <w:proofErr w:type="spellEnd"/>
             <w:r>
-              <w:t xml:space="preserve"> Fan Memorial conference at the University of Chicago</w:t>
-            </w:r>
-            <w:r>
-              <w:t>, Bocconi Asset Pricing Conferenc</w:t>
-            </w:r>
-            <w:r>
-              <w:t xml:space="preserve">e, </w:t>
-            </w:r>
-            <w:r>
-              <w:t xml:space="preserve">NBER SI, </w:t>
-            </w:r>
-            <w:r>
-              <w:t>UGA Fall Finance Conference</w:t>
-            </w:r>
-          </w:p>
-          <w:p>
-            <w:pPr>
-              <w:spacing w:after="0" w:line="259" w:lineRule="auto"/>
-              <w:ind w:left="0" w:firstLine="0"/>
-            </w:pPr>
-            <w:r>
-              <w:t>NBER AP, IMF-WIPR, AFA</w:t>
-            </w:r>
-            <w:r>
-              <w:t>, Jackson Hole Finance conference</w:t>
-            </w:r>
-            <w:r>
-              <w:t xml:space="preserve">, </w:t>
-            </w:r>
-            <w:proofErr w:type="spellStart"/>
-            <w:r>
-              <w:t>BiShoF</w:t>
-            </w:r>
-            <w:proofErr w:type="spellEnd"/>
-            <w:r>
-              <w:t xml:space="preserve"> conference in Oslo</w:t>
-            </w:r>
-          </w:p>
-          <w:p>
-            <w:pPr>
-              <w:spacing w:after="0" w:line="259" w:lineRule="auto"/>
-              <w:ind w:left="0" w:firstLine="0"/>
-            </w:pPr>
-            <w:r>
-              <w:t xml:space="preserve">Macro Finance Society, NBER </w:t>
-            </w:r>
-            <w:r>
-              <w:t>SI</w:t>
-            </w:r>
-            <w:r>
-              <w:t xml:space="preserve">, </w:t>
-            </w:r>
-            <w:r>
-              <w:t>CDI 2022 Conference on Derivatives</w:t>
-            </w:r>
-          </w:p>
-          <w:p>
-            <w:pPr>
-              <w:spacing w:after="0" w:line="259" w:lineRule="auto"/>
-              <w:ind w:left="0" w:firstLine="0"/>
-              <w:rPr>
-                <w:lang w:val="nb-NO"/>
-              </w:rPr>
-            </w:pPr>
-            <w:r>
-              <w:rPr>
-                <w:lang w:val="nb-NO"/>
-              </w:rPr>
-              <w:t>MFA</w:t>
-            </w:r>
-            <w:r>
-              <w:rPr>
-                <w:lang w:val="nb-NO"/>
-              </w:rPr>
-              <w:t>, AFA</w:t>
-            </w:r>
-          </w:p>
-          <w:p>
-            <w:pPr>
-              <w:spacing w:after="0" w:line="259" w:lineRule="auto"/>
-              <w:ind w:left="0" w:firstLine="0"/>
-              <w:rPr>
-                <w:lang w:val="nb-NO"/>
-              </w:rPr>
-            </w:pPr>
-            <w:r>
-              <w:rPr>
-                <w:lang w:val="nb-NO"/>
-              </w:rPr>
-              <w:t>AFA, NBER AP, NBER RISK, SaMFF</w:t>
-            </w:r>
-          </w:p>
-          <w:p>
-            <w:pPr>
-              <w:spacing w:after="0" w:line="259" w:lineRule="auto"/>
-              <w:ind w:left="0" w:firstLine="0"/>
-            </w:pPr>
-            <w:r>
-              <w:t xml:space="preserve">AFA, WFA, EFA, </w:t>
-            </w:r>
-            <w:proofErr w:type="spellStart"/>
-            <w:r>
-              <w:t>Lubrafin</w:t>
-            </w:r>
-            <w:proofErr w:type="spellEnd"/>
-            <w:r>
               <w:t>,</w:t>
             </w:r>
             <w:r>
               <w:t xml:space="preserve"> NBER Summer Institute</w:t>
-            </w:r>
-          </w:p>
-          <w:p>
-            <w:pPr>
-              <w:spacing w:after="0" w:line="259" w:lineRule="auto"/>
-              <w:ind w:left="0" w:firstLine="0"/>
-            </w:pPr>
-            <w:r>
-              <w:t xml:space="preserve">AFA, IDC , MFA, EFA, CBOE Derivatives conference, </w:t>
-            </w:r>
-            <w:proofErr w:type="spellStart"/>
-            <w:r>
-              <w:t>Insead</w:t>
-            </w:r>
-            <w:proofErr w:type="spellEnd"/>
-            <w:r>
-              <w:t xml:space="preserve"> Finance Conference, Duke Asset Pricing conference, NBER Spring, NBER Summer Institute, John Hopkins Finance Conference</w:t>
             </w:r>
           </w:p>
         </w:tc>
@@ -3095,7 +3235,7 @@
               <w:rPr>
                 <w:b/>
               </w:rPr>
-              <w:t>2017</w:t>
+              <w:t>2018</w:t>
             </w:r>
           </w:p>
         </w:tc>
@@ -3115,7 +3255,24 @@
               <w:ind w:left="0" w:firstLine="0"/>
             </w:pPr>
             <w:r>
-              <w:t>AFA, SBFIN meeting</w:t>
+              <w:t xml:space="preserve">AFA, </w:t>
+            </w:r>
+            <w:r>
+              <w:t xml:space="preserve">IDC , MFA, EFA, CBOE Derivatives conference, </w:t>
+            </w:r>
+            <w:proofErr w:type="spellStart"/>
+            <w:r>
+              <w:t>Insead</w:t>
+            </w:r>
+            <w:proofErr w:type="spellEnd"/>
+            <w:r>
+              <w:t xml:space="preserve"> Finance Conference, Duke Asset Pricing conference, NBER Spring, NBER S</w:t>
+            </w:r>
+            <w:r>
+              <w:t>ummer Institute</w:t>
+            </w:r>
+            <w:r>
+              <w:t>, John Hopkins Finance Conference</w:t>
             </w:r>
           </w:p>
         </w:tc>
@@ -3143,7 +3300,7 @@
               <w:rPr>
                 <w:b/>
               </w:rPr>
-              <w:t>2016</w:t>
+              <w:t>2017</w:t>
             </w:r>
           </w:p>
         </w:tc>
@@ -3166,18 +3323,7 @@
               </w:rPr>
             </w:pPr>
             <w:r>
-              <w:t>Jackson Hole</w:t>
-            </w:r>
-            <w:r>
-              <w:t xml:space="preserve">, ASU Finance conference, UBC Winter conference, NBER Developments in Long-term Asset Management, SFS Cavalcade,  FMG Paul Wooley LSE conference, Red Rock, MIT Junior conference, </w:t>
-            </w:r>
-            <w:proofErr w:type="spellStart"/>
-            <w:r>
-              <w:t>Brevan</w:t>
-            </w:r>
-            <w:proofErr w:type="spellEnd"/>
-            <w:r>
-              <w:t xml:space="preserve"> Howard Hedge Fund conference</w:t>
+              <w:t>AFA, SBFIN meeting</w:t>
             </w:r>
           </w:p>
         </w:tc>
@@ -3209,7 +3355,7 @@
               <w:rPr>
                 <w:b/>
               </w:rPr>
-              <w:t>2015</w:t>
+              <w:t>2016</w:t>
             </w:r>
           </w:p>
         </w:tc>
@@ -3226,18 +3372,14 @@
               </w:rPr>
             </w:pPr>
             <w:r>
-              <w:t xml:space="preserve">Colorado, Five Star, Richmond Fed, </w:t>
-            </w:r>
-            <w:proofErr w:type="spellStart"/>
-            <w:r>
-              <w:t>Gerzensee</w:t>
-            </w:r>
-            <w:proofErr w:type="spellEnd"/>
-            <w:r>
-              <w:t xml:space="preserve"> ESSM, Atlanta Fed , Chicago Booth Media conference</w:t>
-            </w:r>
-            <w:r>
-              <w:t>, Bank of England</w:t>
+              <w:t>Jackson Hole</w:t>
+            </w:r>
+            <w:r>
+              <w:t xml:space="preserve">, ASU Finance conference, UBC Winter conference, NBER Developments in Long-term Asset Management, SFS Cavalcade,  FMG Paul </w:t>
+            </w:r>
+            <w:r>
+              <w:lastRenderedPageBreak/>
+              <w:t>Wooley LSE conference, Red Rock, MIT Junior conference, Brevan Howard Hedge Fund conference</w:t>
             </w:r>
           </w:p>
         </w:tc>
@@ -3269,7 +3411,8 @@
               <w:rPr>
                 <w:b/>
               </w:rPr>
-              <w:t>2014</w:t>
+              <w:lastRenderedPageBreak/>
+              <w:t>2015</w:t>
             </w:r>
           </w:p>
         </w:tc>
@@ -3283,7 +3426,18 @@
               <w:ind w:left="0" w:firstLine="0"/>
             </w:pPr>
             <w:r>
-              <w:t>NBER AP, WFA, Macro Finance Society, NBER Behavioral, AFA, NY FED, TAU, Mad Money Monetary conference, Society of Economic Dynamics, Safe Assets and the Macro economy conference</w:t>
+              <w:t xml:space="preserve">Colorado, Five Star, Richmond Fed, </w:t>
+            </w:r>
+            <w:proofErr w:type="spellStart"/>
+            <w:r>
+              <w:t>Gerzensee</w:t>
+            </w:r>
+            <w:proofErr w:type="spellEnd"/>
+            <w:r>
+              <w:t xml:space="preserve"> ESSM, Atlanta Fed , Chicago Booth Media conference</w:t>
+            </w:r>
+            <w:r>
+              <w:t>, Bank of England</w:t>
             </w:r>
           </w:p>
         </w:tc>
@@ -3311,6 +3465,12 @@
                 <w:b/>
               </w:rPr>
             </w:pPr>
+            <w:r>
+              <w:rPr>
+                <w:b/>
+              </w:rPr>
+              <w:t>2014</w:t>
+            </w:r>
           </w:p>
         </w:tc>
         <w:tc>
@@ -3322,6 +3482,9 @@
               <w:spacing w:after="0" w:line="259" w:lineRule="auto"/>
               <w:ind w:left="0" w:firstLine="0"/>
             </w:pPr>
+            <w:r>
+              <w:t>NBER AP, WFA, Macro Finance Society, NBER Behavioral, AFA, NY FED, TAU, Mad Money Monetary conference, Society of Economic Dynamics, Safe Assets and the Macro economy conference</w:t>
+            </w:r>
           </w:p>
         </w:tc>
       </w:tr>
@@ -3409,7 +3572,6 @@
               <w:rPr>
                 <w:b/>
               </w:rPr>
-              <w:lastRenderedPageBreak/>
               <w:t>2012</w:t>
             </w:r>
           </w:p>
@@ -3482,8 +3644,6 @@
         <w:ind w:left="-5"/>
         <w:rPr>
           <w:b/>
-          <w:sz w:val="22"/>
-          <w:szCs w:val="20"/>
         </w:rPr>
       </w:pPr>
       <w:r>
@@ -3499,49 +3659,13 @@
         <w:ind w:left="-5"/>
         <w:rPr>
           <w:i/>
-          <w:sz w:val="22"/>
-          <w:szCs w:val="20"/>
         </w:rPr>
       </w:pPr>
       <w:r>
         <w:rPr>
           <w:i/>
-          <w:sz w:val="22"/>
-          <w:szCs w:val="20"/>
-        </w:rPr>
-        <w:t>(</w:t>
-      </w:r>
-      <w:r>
-        <w:rPr>
-          <w:i/>
-          <w:sz w:val="22"/>
-          <w:szCs w:val="20"/>
-        </w:rPr>
-        <w:t>My presentations except NBER talks that also include</w:t>
-      </w:r>
-      <w:r>
-        <w:rPr>
-          <w:i/>
-          <w:sz w:val="22"/>
-          <w:szCs w:val="20"/>
-        </w:rPr>
-        <w:t xml:space="preserve"> </w:t>
-      </w:r>
-      <w:r>
-        <w:rPr>
-          <w:i/>
-          <w:sz w:val="22"/>
-          <w:szCs w:val="20"/>
-        </w:rPr>
-        <w:t xml:space="preserve">my papers </w:t>
-      </w:r>
-      <w:r>
-        <w:rPr>
-          <w:i/>
-          <w:sz w:val="22"/>
-          <w:szCs w:val="20"/>
-        </w:rPr>
-        <w:t>presented by co-authors)</w:t>
+        </w:rPr>
+        <w:t>(some were presented by co-authors)</w:t>
       </w:r>
     </w:p>
     <w:p>
@@ -3727,7 +3851,7 @@
               <w:t xml:space="preserve">, NYU , Stanford </w:t>
             </w:r>
             <w:r>
-              <w:t>, Bank of International Settlements, Fed Board, CKGSB, Tsinghua PBC, SAIF, NYU Shanghai</w:t>
+              <w:t>, Federal Reserve Board, Bank of International Settlements, CKGSB, Tsinghua PBC, SAIF, NYU Shanghai</w:t>
             </w:r>
           </w:p>
           <w:p>
@@ -4363,6 +4487,7 @@
               <w:rPr>
                 <w:b/>
               </w:rPr>
+              <w:lastRenderedPageBreak/>
               <w:t>2023</w:t>
             </w:r>
           </w:p>
@@ -4450,7 +4575,6 @@
               <w:rPr>
                 <w:b/>
               </w:rPr>
-              <w:lastRenderedPageBreak/>
               <w:t>2022</w:t>
             </w:r>
           </w:p>
@@ -4633,7 +4757,14 @@
                 <w:bCs/>
               </w:rPr>
               <w:lastRenderedPageBreak/>
-              <w:t xml:space="preserve">Demand-System Asset Pricing: Theoretical Foundations </w:t>
+              <w:t>Demand-System Asset Pricing: Theoretical Foundations</w:t>
+            </w:r>
+            <w:r>
+              <w:rPr>
+                <w:b/>
+                <w:bCs/>
+              </w:rPr>
+              <w:t xml:space="preserve">, </w:t>
             </w:r>
             <w:r>
               <w:t xml:space="preserve">by William Fuchs, Satoshi Fukuda, Daniel </w:t>
@@ -4687,6 +4818,7 @@
                 <w:b/>
                 <w:bCs/>
               </w:rPr>
+              <w:lastRenderedPageBreak/>
               <w:t>Almost 200 Years of News-Based Economic Sentiment</w:t>
             </w:r>
             <w:r>
@@ -4765,62 +4897,245 @@
               <w:t xml:space="preserve">by </w:t>
             </w:r>
             <w:r>
-              <w:t xml:space="preserve">Wenxi Du, </w:t>
+              <w:t>Wenxi Du, Benjamim Hebert, Wenhao Li (NBER LTAM)</w:t>
+            </w:r>
+          </w:p>
+          <w:p>
+            <w:pPr>
+              <w:spacing w:after="0" w:line="259" w:lineRule="auto"/>
+              <w:ind w:left="0" w:firstLine="0"/>
+            </w:pPr>
+            <w:r>
+              <w:rPr>
+                <w:b/>
+                <w:bCs/>
+              </w:rPr>
+              <w:t xml:space="preserve">“The Secular Decline in Interest Rate and the Rise of Shadow Banks,” </w:t>
+            </w:r>
+            <w:r>
+              <w:t xml:space="preserve">by </w:t>
+            </w:r>
+            <w:r>
+              <w:t>Andres Sarto and Olivier Wang</w:t>
+            </w:r>
+            <w:r>
+              <w:t xml:space="preserve"> (UCLA David Backus conference)</w:t>
+            </w:r>
+          </w:p>
+          <w:p>
+            <w:pPr>
+              <w:spacing w:after="0" w:line="259" w:lineRule="auto"/>
+              <w:ind w:left="0" w:firstLine="0"/>
+              <w:rPr>
+                <w:b/>
+                <w:bCs/>
+              </w:rPr>
+            </w:pPr>
+            <w:r>
+              <w:rPr>
+                <w:b/>
+                <w:bCs/>
+              </w:rPr>
+              <w:t>“</w:t>
+            </w:r>
+            <w:r>
+              <w:rPr>
+                <w:b/>
+                <w:bCs/>
+              </w:rPr>
+              <w:t>Rational Sentiments and Financial Frictions</w:t>
+            </w:r>
+            <w:r>
+              <w:rPr>
+                <w:b/>
+                <w:bCs/>
+              </w:rPr>
+              <w:t>”</w:t>
+            </w:r>
+          </w:p>
+          <w:p>
+            <w:pPr>
+              <w:spacing w:after="0" w:line="259" w:lineRule="auto"/>
+              <w:ind w:left="0" w:firstLine="0"/>
+              <w:rPr>
+                <w:lang w:val="pt-BR"/>
+              </w:rPr>
+            </w:pPr>
+            <w:r>
+              <w:rPr>
+                <w:lang w:val="pt-BR"/>
+              </w:rPr>
+              <w:t>by Paymon Khorrami &amp; Fernando Mendo</w:t>
+            </w:r>
+            <w:r>
+              <w:rPr>
+                <w:lang w:val="pt-BR"/>
+              </w:rPr>
+              <w:t xml:space="preserve"> (</w:t>
+            </w:r>
+          </w:p>
+          <w:p>
+            <w:pPr>
+              <w:spacing w:after="0" w:line="259" w:lineRule="auto"/>
+              <w:ind w:left="0" w:firstLine="0"/>
+              <w:rPr>
+                <w:b/>
+                <w:bCs/>
+              </w:rPr>
+            </w:pPr>
+            <w:r>
+              <w:rPr>
+                <w:b/>
+                <w:bCs/>
+              </w:rPr>
+              <w:t>“</w:t>
+            </w:r>
+            <w:r>
+              <w:rPr>
+                <w:b/>
+                <w:bCs/>
+              </w:rPr>
+              <w:t>A quantity-based approach to constructing</w:t>
+            </w:r>
+          </w:p>
+          <w:p>
+            <w:pPr>
+              <w:spacing w:after="0" w:line="259" w:lineRule="auto"/>
+              <w:ind w:left="0" w:firstLine="0"/>
+            </w:pPr>
+            <w:r>
+              <w:rPr>
+                <w:b/>
+                <w:bCs/>
+              </w:rPr>
+              <w:t>climate risk hedge portfolios</w:t>
+            </w:r>
+            <w:r>
+              <w:rPr>
+                <w:b/>
+                <w:bCs/>
+              </w:rPr>
+              <w:t>”</w:t>
+            </w:r>
+            <w:r>
+              <w:rPr>
+                <w:b/>
+                <w:bCs/>
+              </w:rPr>
+              <w:t xml:space="preserve"> </w:t>
+            </w:r>
+            <w:r>
+              <w:t xml:space="preserve">by Georgij Alekseev, Stefano Giglio, Quinn Maingi, Julia </w:t>
             </w:r>
             <w:proofErr w:type="spellStart"/>
             <w:r>
-              <w:t>Benjamim</w:t>
+              <w:t>Selgrad</w:t>
             </w:r>
             <w:proofErr w:type="spellEnd"/>
             <w:r>
-              <w:t xml:space="preserve"> Hebert, Wenhao Li (NBER LTAM)</w:t>
-            </w:r>
-          </w:p>
-          <w:p>
-            <w:pPr>
-              <w:spacing w:after="0" w:line="259" w:lineRule="auto"/>
-              <w:ind w:left="0" w:firstLine="0"/>
-            </w:pPr>
-            <w:r>
-              <w:rPr>
-                <w:b/>
-                <w:bCs/>
-              </w:rPr>
-              <w:t xml:space="preserve">“The Secular Decline in Interest Rate and the Rise of Shadow Banks,” </w:t>
-            </w:r>
-            <w:r>
-              <w:t xml:space="preserve">by </w:t>
-            </w:r>
-            <w:r>
-              <w:t xml:space="preserve">Andres </w:t>
+              <w:t>, and Johannes Stroebe</w:t>
+            </w:r>
+          </w:p>
+          <w:p>
+            <w:pPr>
+              <w:spacing w:after="0" w:line="259" w:lineRule="auto"/>
+              <w:ind w:left="0" w:firstLine="0"/>
+            </w:pPr>
+            <w:r>
+              <w:rPr>
+                <w:b/>
+                <w:bCs/>
+              </w:rPr>
+              <w:t>“</w:t>
+            </w:r>
+            <w:r>
+              <w:rPr>
+                <w:b/>
+                <w:bCs/>
+              </w:rPr>
+              <w:t xml:space="preserve"> Triggers Stock Market Jumps?</w:t>
+            </w:r>
+            <w:r>
+              <w:rPr>
+                <w:b/>
+                <w:bCs/>
+              </w:rPr>
+              <w:t xml:space="preserve">” </w:t>
+            </w:r>
+            <w:r>
+              <w:t>by Scott R. Baker, Nicholas Bloom, Steven J. Davis, and Marco Sammon</w:t>
+            </w:r>
+          </w:p>
+          <w:p>
+            <w:pPr>
+              <w:spacing w:after="0" w:line="259" w:lineRule="auto"/>
+              <w:ind w:left="0" w:firstLine="0"/>
+            </w:pPr>
+            <w:r>
+              <w:rPr>
+                <w:b/>
+                <w:bCs/>
+              </w:rPr>
+              <w:t>“</w:t>
+            </w:r>
+            <w:r>
+              <w:rPr>
+                <w:b/>
+                <w:bCs/>
+              </w:rPr>
+              <w:t>Investing in Crises</w:t>
+            </w:r>
+            <w:r>
+              <w:rPr>
+                <w:b/>
+                <w:bCs/>
+              </w:rPr>
+              <w:t xml:space="preserve">,” </w:t>
+            </w:r>
+            <w:r>
+              <w:t>by</w:t>
+            </w:r>
+            <w:r>
+              <w:rPr>
+                <w:b/>
+                <w:bCs/>
+              </w:rPr>
+              <w:t xml:space="preserve"> </w:t>
+            </w:r>
+            <w:r>
+              <w:t xml:space="preserve">Matthew Baron, Luc </w:t>
             </w:r>
             <w:proofErr w:type="spellStart"/>
             <w:r>
-              <w:t>Sarto</w:t>
+              <w:t>Laeven</w:t>
             </w:r>
             <w:proofErr w:type="spellEnd"/>
             <w:r>
-              <w:t xml:space="preserve"> and Olivier Wang</w:t>
-            </w:r>
-            <w:r>
-              <w:t xml:space="preserve"> (UCLA David Backus conference)</w:t>
-            </w:r>
-          </w:p>
-          <w:p>
-            <w:pPr>
-              <w:spacing w:after="0" w:line="259" w:lineRule="auto"/>
-              <w:ind w:left="0" w:firstLine="0"/>
-              <w:rPr>
-                <w:b/>
-                <w:bCs/>
-              </w:rPr>
-            </w:pPr>
-            <w:r>
-              <w:rPr>
-                <w:b/>
-                <w:bCs/>
-              </w:rPr>
-              <w:lastRenderedPageBreak/>
+              <w:t xml:space="preserve">, Julien </w:t>
+            </w:r>
+            <w:proofErr w:type="spellStart"/>
+            <w:r>
+              <w:t>Pénasse</w:t>
+            </w:r>
+            <w:proofErr w:type="spellEnd"/>
+            <w:r>
+              <w:t>, and Yevhenii Usenko</w:t>
+            </w:r>
+          </w:p>
+          <w:p>
+            <w:pPr>
+              <w:spacing w:after="0" w:line="259" w:lineRule="auto"/>
+              <w:ind w:left="0" w:firstLine="0"/>
+              <w:rPr>
+                <w:b/>
+                <w:bCs/>
+              </w:rPr>
+            </w:pPr>
+            <w:r>
+              <w:rPr>
+                <w:b/>
+                <w:bCs/>
+              </w:rPr>
               <w:t>“</w:t>
             </w:r>
             <w:r>
@@ -4828,7 +5143,68 @@
                 <w:b/>
                 <w:bCs/>
               </w:rPr>
-              <w:t>Rational Sentiments and Financial Frictions</w:t>
+              <w:t>Corporate Bond Liquidity During the COVID-19 Crisis</w:t>
+            </w:r>
+            <w:r>
+              <w:rPr>
+                <w:b/>
+                <w:bCs/>
+              </w:rPr>
+              <w:t xml:space="preserve">” </w:t>
+            </w:r>
+            <w:r>
+              <w:t>by Kargar, Lester, Lindsay, Liu, Weil, Zuniga</w:t>
+            </w:r>
+          </w:p>
+          <w:p>
+            <w:pPr>
+              <w:spacing w:after="0" w:line="259" w:lineRule="auto"/>
+              <w:ind w:left="0" w:firstLine="0"/>
+            </w:pPr>
+            <w:r>
+              <w:rPr>
+                <w:b/>
+                <w:bCs/>
+              </w:rPr>
+              <w:t xml:space="preserve">“Nonlinear Dynamics in Conditional Volatility” </w:t>
+            </w:r>
+            <w:r>
+              <w:t>by</w:t>
+            </w:r>
+            <w:r>
+              <w:t xml:space="preserve"> Friedrich Lorenz , Karl </w:t>
+            </w:r>
+            <w:proofErr w:type="spellStart"/>
+            <w:r>
+              <w:t>Schmedders</w:t>
+            </w:r>
+            <w:proofErr w:type="spellEnd"/>
+            <w:r>
+              <w:t xml:space="preserve"> , and Malte Schumacher</w:t>
+            </w:r>
+          </w:p>
+          <w:p>
+            <w:pPr>
+              <w:spacing w:after="0" w:line="259" w:lineRule="auto"/>
+              <w:ind w:left="0" w:firstLine="0"/>
+              <w:rPr>
+                <w:b/>
+                <w:bCs/>
+              </w:rPr>
+            </w:pPr>
+            <w:r>
+              <w:rPr>
+                <w:b/>
+                <w:bCs/>
+              </w:rPr>
+              <w:t>“</w:t>
+            </w:r>
+            <w:r>
+              <w:rPr>
+                <w:b/>
+                <w:bCs/>
+              </w:rPr>
+              <w:t>Flights to Safety and Volatility Pricing</w:t>
             </w:r>
             <w:r>
               <w:rPr>
@@ -4837,32 +5213,18 @@
               </w:rPr>
               <w:t>”</w:t>
             </w:r>
-          </w:p>
-          <w:p>
-            <w:pPr>
-              <w:spacing w:after="0" w:line="259" w:lineRule="auto"/>
-              <w:ind w:left="0" w:firstLine="0"/>
-              <w:rPr>
-                <w:lang w:val="pt-BR"/>
-              </w:rPr>
-            </w:pPr>
-            <w:r>
-              <w:rPr>
-                <w:lang w:val="pt-BR"/>
-              </w:rPr>
-              <w:t>by Paymon Khorrami &amp; Fernando Mendo</w:t>
-            </w:r>
-            <w:r>
-              <w:rPr>
-                <w:lang w:val="pt-BR"/>
-              </w:rPr>
-              <w:t xml:space="preserve"> (</w:t>
-            </w:r>
-            <w:r>
-              <w:rPr>
-                <w:lang w:val="pt-BR"/>
-              </w:rPr>
-              <w:t xml:space="preserve"> Lars Hansen Conference)</w:t>
+            <w:r>
+              <w:rPr>
+                <w:b/>
+                <w:bCs/>
+              </w:rPr>
+              <w:t xml:space="preserve"> </w:t>
+            </w:r>
+            <w:r>
+              <w:rPr>
+                <w:bCs/>
+              </w:rPr>
+              <w:t>by Claudia E. Moise</w:t>
             </w:r>
           </w:p>
           <w:p>
@@ -4886,376 +5248,79 @@
                 <w:b/>
                 <w:bCs/>
               </w:rPr>
-              <w:t>A quantity-based approach to constructing</w:t>
-            </w:r>
-          </w:p>
-          <w:p>
-            <w:pPr>
-              <w:spacing w:after="0" w:line="259" w:lineRule="auto"/>
-              <w:ind w:left="0" w:firstLine="0"/>
-            </w:pPr>
-            <w:r>
-              <w:rPr>
-                <w:b/>
-                <w:bCs/>
-              </w:rPr>
-              <w:t>climate risk hedge portfolios</w:t>
-            </w:r>
-            <w:r>
-              <w:rPr>
-                <w:b/>
-                <w:bCs/>
-              </w:rPr>
-              <w:t>”</w:t>
-            </w:r>
-            <w:r>
-              <w:rPr>
-                <w:b/>
-                <w:bCs/>
-              </w:rPr>
-              <w:t xml:space="preserve"> </w:t>
-            </w:r>
-            <w:r>
-              <w:t xml:space="preserve">by </w:t>
+              <w:t>In Sea</w:t>
+            </w:r>
+            <w:r>
+              <w:rPr>
+                <w:b/>
+                <w:bCs/>
+              </w:rPr>
+              <w:t xml:space="preserve">rch of the Origins of Financial </w:t>
+            </w:r>
+            <w:r>
+              <w:rPr>
+                <w:b/>
+                <w:bCs/>
+              </w:rPr>
+              <w:t>Fluctuations: The Inelastic Markets Hypothesis</w:t>
+            </w:r>
+            <w:r>
+              <w:rPr>
+                <w:b/>
+                <w:bCs/>
+              </w:rPr>
+              <w:t xml:space="preserve">” </w:t>
+            </w:r>
+            <w:r>
+              <w:rPr>
+                <w:bCs/>
+              </w:rPr>
+              <w:t>by Xavier Gabaix and Ralph S.J. Koijen</w:t>
+            </w:r>
+          </w:p>
+          <w:p>
+            <w:pPr>
+              <w:spacing w:after="0" w:line="259" w:lineRule="auto"/>
+              <w:ind w:left="0" w:firstLine="0"/>
+              <w:rPr>
+                <w:bCs/>
+              </w:rPr>
+            </w:pPr>
+            <w:r>
+              <w:rPr>
+                <w:b/>
+                <w:bCs/>
+              </w:rPr>
+              <w:t xml:space="preserve">“The Private Production of Safe Assets” </w:t>
+            </w:r>
+            <w:r>
+              <w:rPr>
+                <w:bCs/>
+              </w:rPr>
+              <w:t xml:space="preserve">by Marcin </w:t>
             </w:r>
             <w:proofErr w:type="spellStart"/>
             <w:r>
-              <w:t>Georgij</w:t>
+              <w:rPr>
+                <w:bCs/>
+              </w:rPr>
+              <w:t>Kacperczyk</w:t>
             </w:r>
             <w:proofErr w:type="spellEnd"/>
             <w:r>
-              <w:t xml:space="preserve"> Alekseev, Stefano Giglio, Quinn </w:t>
+              <w:rPr>
+                <w:bCs/>
+              </w:rPr>
+              <w:t xml:space="preserve">, Christophe Perignon, and Guillaume </w:t>
             </w:r>
             <w:proofErr w:type="spellStart"/>
             <w:r>
-              <w:t>Maingi</w:t>
+              <w:rPr>
+                <w:bCs/>
+              </w:rPr>
+              <w:t>Vuillemey</w:t>
             </w:r>
             <w:proofErr w:type="spellEnd"/>
-            <w:r>
-              <w:t xml:space="preserve">, Julia </w:t>
-            </w:r>
-            <w:proofErr w:type="spellStart"/>
-            <w:r>
-              <w:t>Selgrad</w:t>
-            </w:r>
-            <w:proofErr w:type="spellEnd"/>
-            <w:r>
-              <w:t>, and Johannes Stroebe</w:t>
-            </w:r>
-          </w:p>
-          <w:p>
-            <w:pPr>
-              <w:spacing w:after="0" w:line="259" w:lineRule="auto"/>
-              <w:ind w:left="0" w:firstLine="0"/>
-            </w:pPr>
-            <w:r>
-              <w:rPr>
-                <w:b/>
-                <w:bCs/>
-              </w:rPr>
-              <w:t>“</w:t>
-            </w:r>
-            <w:r>
-              <w:rPr>
-                <w:b/>
-                <w:bCs/>
-              </w:rPr>
-              <w:t xml:space="preserve"> Triggers Stock Market Jumps?</w:t>
-            </w:r>
-            <w:r>
-              <w:rPr>
-                <w:b/>
-                <w:bCs/>
-              </w:rPr>
-              <w:t xml:space="preserve">” </w:t>
-            </w:r>
-            <w:r>
-              <w:t xml:space="preserve">by Scott R. Baker, Nicholas Bloom, Steven J. Davis, and Marco </w:t>
-            </w:r>
-            <w:proofErr w:type="spellStart"/>
-            <w:r>
-              <w:t>Sammon</w:t>
-            </w:r>
-            <w:proofErr w:type="spellEnd"/>
-          </w:p>
-          <w:p>
-            <w:pPr>
-              <w:spacing w:after="0" w:line="259" w:lineRule="auto"/>
-              <w:ind w:left="0" w:firstLine="0"/>
-            </w:pPr>
-            <w:r>
-              <w:rPr>
-                <w:b/>
-                <w:bCs/>
-              </w:rPr>
-              <w:t>“</w:t>
-            </w:r>
-            <w:r>
-              <w:rPr>
-                <w:b/>
-                <w:bCs/>
-              </w:rPr>
-              <w:t>Investing in Crises</w:t>
-            </w:r>
-            <w:r>
-              <w:rPr>
-                <w:b/>
-                <w:bCs/>
-              </w:rPr>
-              <w:t xml:space="preserve">,” </w:t>
-            </w:r>
-            <w:r>
-              <w:t>by</w:t>
-            </w:r>
-            <w:r>
-              <w:rPr>
-                <w:b/>
-                <w:bCs/>
-              </w:rPr>
-              <w:t xml:space="preserve"> </w:t>
-            </w:r>
-            <w:r>
-              <w:t xml:space="preserve">Matthew Baron, Luc </w:t>
-            </w:r>
-            <w:proofErr w:type="spellStart"/>
-            <w:r>
-              <w:t>Laeven</w:t>
-            </w:r>
-            <w:proofErr w:type="spellEnd"/>
-            <w:r>
-              <w:t xml:space="preserve">, Julien </w:t>
-            </w:r>
-            <w:proofErr w:type="spellStart"/>
-            <w:r>
-              <w:t>Pénasse</w:t>
-            </w:r>
-            <w:proofErr w:type="spellEnd"/>
-            <w:r>
-              <w:t xml:space="preserve">, and </w:t>
-            </w:r>
-            <w:proofErr w:type="spellStart"/>
-            <w:r>
-              <w:t>Yevhenii</w:t>
-            </w:r>
-            <w:proofErr w:type="spellEnd"/>
-            <w:r>
-              <w:t xml:space="preserve"> </w:t>
-            </w:r>
-            <w:proofErr w:type="spellStart"/>
-            <w:r>
-              <w:t>Usenko</w:t>
-            </w:r>
-            <w:proofErr w:type="spellEnd"/>
-          </w:p>
-          <w:p>
-            <w:pPr>
-              <w:spacing w:after="0" w:line="259" w:lineRule="auto"/>
-              <w:ind w:left="0" w:firstLine="0"/>
-              <w:rPr>
-                <w:b/>
-                <w:bCs/>
-              </w:rPr>
-            </w:pPr>
-            <w:r>
-              <w:rPr>
-                <w:b/>
-                <w:bCs/>
-              </w:rPr>
-              <w:t>“</w:t>
-            </w:r>
-            <w:r>
-              <w:rPr>
-                <w:b/>
-                <w:bCs/>
-              </w:rPr>
-              <w:t>Corporate Bond Liquidity During the COVID-19 Crisis</w:t>
-            </w:r>
-            <w:r>
-              <w:rPr>
-                <w:b/>
-                <w:bCs/>
-              </w:rPr>
-              <w:t xml:space="preserve">” </w:t>
-            </w:r>
-            <w:r>
-              <w:t>by Kargar, Lester, Lindsay, Liu, Weil, Zuniga</w:t>
-            </w:r>
-          </w:p>
-          <w:p>
-            <w:pPr>
-              <w:spacing w:after="0" w:line="259" w:lineRule="auto"/>
-              <w:ind w:left="0" w:firstLine="0"/>
-            </w:pPr>
-            <w:r>
-              <w:rPr>
-                <w:b/>
-                <w:bCs/>
-              </w:rPr>
-              <w:t xml:space="preserve">“Nonlinear Dynamics in Conditional Volatility” </w:t>
-            </w:r>
-            <w:r>
-              <w:t>by</w:t>
-            </w:r>
-            <w:r>
-              <w:t xml:space="preserve"> Friedrich Lorenz , Karl </w:t>
-            </w:r>
-            <w:proofErr w:type="spellStart"/>
-            <w:r>
-              <w:t>Schmedders</w:t>
-            </w:r>
-            <w:proofErr w:type="spellEnd"/>
-            <w:r>
-              <w:t xml:space="preserve"> , and Malte Schumacher</w:t>
-            </w:r>
-          </w:p>
-          <w:p>
-            <w:pPr>
-              <w:spacing w:after="0" w:line="259" w:lineRule="auto"/>
-              <w:ind w:left="0" w:firstLine="0"/>
-              <w:rPr>
-                <w:b/>
-                <w:bCs/>
-              </w:rPr>
-            </w:pPr>
-            <w:r>
-              <w:rPr>
-                <w:b/>
-                <w:bCs/>
-              </w:rPr>
-              <w:t>“</w:t>
-            </w:r>
-            <w:r>
-              <w:rPr>
-                <w:b/>
-                <w:bCs/>
-              </w:rPr>
-              <w:t>Flights to Safety and Volatility Pricing</w:t>
-            </w:r>
-            <w:r>
-              <w:rPr>
-                <w:b/>
-                <w:bCs/>
-              </w:rPr>
-              <w:t>”</w:t>
-            </w:r>
-            <w:r>
-              <w:rPr>
-                <w:b/>
-                <w:bCs/>
-              </w:rPr>
-              <w:t xml:space="preserve"> </w:t>
-            </w:r>
-            <w:r>
-              <w:rPr>
-                <w:bCs/>
-              </w:rPr>
-              <w:t>by Claudia E. Moise</w:t>
-            </w:r>
-          </w:p>
-          <w:p>
-            <w:pPr>
-              <w:spacing w:after="0" w:line="259" w:lineRule="auto"/>
-              <w:ind w:left="0" w:firstLine="0"/>
-              <w:rPr>
-                <w:b/>
-                <w:bCs/>
-              </w:rPr>
-            </w:pPr>
-          </w:p>
-          <w:p>
-            <w:pPr>
-              <w:spacing w:after="0" w:line="259" w:lineRule="auto"/>
-              <w:ind w:left="0" w:firstLine="0"/>
-              <w:rPr>
-                <w:b/>
-                <w:bCs/>
-              </w:rPr>
-            </w:pPr>
-            <w:r>
-              <w:rPr>
-                <w:b/>
-                <w:bCs/>
-              </w:rPr>
-              <w:t>“</w:t>
-            </w:r>
-            <w:r>
-              <w:rPr>
-                <w:b/>
-                <w:bCs/>
-              </w:rPr>
-              <w:t>In Sea</w:t>
-            </w:r>
-            <w:r>
-              <w:rPr>
-                <w:b/>
-                <w:bCs/>
-              </w:rPr>
-              <w:t xml:space="preserve">rch of the Origins of Financial </w:t>
-            </w:r>
-            <w:r>
-              <w:rPr>
-                <w:b/>
-                <w:bCs/>
-              </w:rPr>
-              <w:t>Fluctuations: The Inelastic Markets Hypothesis</w:t>
-            </w:r>
-            <w:r>
-              <w:rPr>
-                <w:b/>
-                <w:bCs/>
-              </w:rPr>
-              <w:t xml:space="preserve">” </w:t>
-            </w:r>
-            <w:r>
-              <w:rPr>
-                <w:bCs/>
-              </w:rPr>
-              <w:t>by Xavier Gabaix and Ralph S.J. Koijen</w:t>
-            </w:r>
-          </w:p>
-          <w:p>
-            <w:pPr>
-              <w:spacing w:after="0" w:line="259" w:lineRule="auto"/>
-              <w:ind w:left="0" w:firstLine="0"/>
-              <w:rPr>
-                <w:bCs/>
-              </w:rPr>
-            </w:pPr>
-            <w:r>
-              <w:rPr>
-                <w:b/>
-                <w:bCs/>
-              </w:rPr>
-              <w:t xml:space="preserve">“The Private Production of Safe Assets” </w:t>
-            </w:r>
-            <w:r>
-              <w:rPr>
-                <w:bCs/>
-              </w:rPr>
-              <w:t xml:space="preserve">by Marcin </w:t>
-            </w:r>
-            <w:proofErr w:type="spellStart"/>
-            <w:r>
-              <w:rPr>
-                <w:bCs/>
-              </w:rPr>
-              <w:t>Kacperczyk</w:t>
-            </w:r>
-            <w:proofErr w:type="spellEnd"/>
-            <w:r>
-              <w:rPr>
-                <w:bCs/>
-              </w:rPr>
-              <w:t xml:space="preserve">, Christophe Perignon, and Guillaume </w:t>
-            </w:r>
-            <w:proofErr w:type="spellStart"/>
-            <w:r>
-              <w:rPr>
-                <w:bCs/>
-              </w:rPr>
-              <w:t>Vuillemey</w:t>
-            </w:r>
-            <w:proofErr w:type="spellEnd"/>
           </w:p>
           <w:p>
             <w:pPr>
@@ -5299,12 +5364,6 @@
                 <w:bCs/>
               </w:rPr>
               <w:t>by Can Gao and Ian Martin</w:t>
-            </w:r>
-            <w:r>
-              <w:rPr>
-                <w:bCs/>
-              </w:rPr>
-              <w:t xml:space="preserve"> (NBER)</w:t>
             </w:r>
           </w:p>
           <w:p>
@@ -5658,36 +5717,15 @@
                 <w:b/>
                 <w:bCs/>
               </w:rPr>
+              <w:lastRenderedPageBreak/>
               <w:t>“Model Comparison with Sharpe Ratios”</w:t>
             </w:r>
             <w:r>
               <w:rPr>
                 <w:bCs/>
               </w:rPr>
-              <w:t xml:space="preserve"> by Francisco Barillas, Raymond Kan, Cesare </w:t>
-            </w:r>
-            <w:proofErr w:type="spellStart"/>
-            <w:r>
-              <w:rPr>
-                <w:bCs/>
-              </w:rPr>
-              <w:t>Robotti</w:t>
-            </w:r>
-            <w:proofErr w:type="spellEnd"/>
-            <w:r>
-              <w:rPr>
-                <w:bCs/>
-              </w:rPr>
-              <w:t xml:space="preserve"> and Jay </w:t>
-            </w:r>
-            <w:proofErr w:type="spellStart"/>
-            <w:r>
-              <w:rPr>
-                <w:bCs/>
-              </w:rPr>
-              <w:t>Shanken</w:t>
-            </w:r>
-            <w:proofErr w:type="spellEnd"/>
+              <w:t xml:space="preserve"> by Francisco Barillas, Raymond Kan, Cesare Robotti and Jay Shanken</w:t>
+            </w:r>
           </w:p>
           <w:p>
             <w:pPr>
@@ -5709,35 +5747,7 @@
               <w:rPr>
                 <w:bCs/>
               </w:rPr>
-              <w:t xml:space="preserve">by </w:t>
-            </w:r>
-            <w:proofErr w:type="spellStart"/>
-            <w:r>
-              <w:rPr>
-                <w:bCs/>
-              </w:rPr>
-              <w:t>Azi</w:t>
-            </w:r>
-            <w:proofErr w:type="spellEnd"/>
-            <w:r>
-              <w:rPr>
-                <w:bCs/>
-              </w:rPr>
-              <w:t xml:space="preserve"> Ben-Raphael, </w:t>
-            </w:r>
-            <w:proofErr w:type="spellStart"/>
-            <w:r>
-              <w:rPr>
-                <w:bCs/>
-              </w:rPr>
-              <w:t>Jaewon</w:t>
-            </w:r>
-            <w:proofErr w:type="spellEnd"/>
-            <w:r>
-              <w:rPr>
-                <w:bCs/>
-              </w:rPr>
-              <w:t xml:space="preserve"> Choi, and Itay Goldstein</w:t>
+              <w:t>by Azi Ben-Raphael, Jaewon Choi, and Itay Goldstein</w:t>
             </w:r>
           </w:p>
           <w:p>
@@ -5819,6 +5829,7 @@
               <w:rPr>
                 <w:b/>
               </w:rPr>
+              <w:lastRenderedPageBreak/>
               <w:t>2016</w:t>
             </w:r>
           </w:p>
@@ -5842,22 +5853,14 @@
               <w:t>Does Variance Risk Have Two Prices?</w:t>
             </w:r>
             <w:r>
-              <w:t xml:space="preserve">” by Laurent Barras and </w:t>
+              <w:t xml:space="preserve">” by Laurent Barras and Aytek </w:t>
             </w:r>
             <w:proofErr w:type="spellStart"/>
             <w:r>
-              <w:t>Aytek</w:t>
+              <w:t>Malkhozov</w:t>
             </w:r>
             <w:proofErr w:type="spellEnd"/>
             <w:r>
-              <w:t xml:space="preserve"> </w:t>
-            </w:r>
-            <w:proofErr w:type="spellStart"/>
-            <w:r>
-              <w:t>Malkhozov</w:t>
-            </w:r>
-            <w:proofErr w:type="spellEnd"/>
-            <w:r>
               <w:t>, American Finance Association</w:t>
             </w:r>
           </w:p>
@@ -5867,7 +5870,6 @@
               <w:ind w:left="0" w:firstLine="0"/>
             </w:pPr>
             <w:r>
-              <w:lastRenderedPageBreak/>
               <w:t>“</w:t>
             </w:r>
             <w:r>
@@ -5898,15 +5900,7 @@
               <w:t xml:space="preserve">” </w:t>
             </w:r>
             <w:r>
-              <w:t xml:space="preserve">by Kozlowski, </w:t>
-            </w:r>
-            <w:proofErr w:type="spellStart"/>
-            <w:r>
-              <w:t>Veldkamp</w:t>
-            </w:r>
-            <w:proofErr w:type="spellEnd"/>
-            <w:r>
-              <w:t xml:space="preserve">, and </w:t>
+              <w:t xml:space="preserve">by Kozlowski, Veldkamp, and </w:t>
             </w:r>
             <w:proofErr w:type="spellStart"/>
             <w:r>
@@ -5949,7 +5943,6 @@
               <w:rPr>
                 <w:b/>
               </w:rPr>
-              <w:lastRenderedPageBreak/>
               <w:t>2015</w:t>
             </w:r>
           </w:p>
@@ -5973,15 +5966,33 @@
               <w:t>Credit Expansion and Neglected Crash Risk</w:t>
             </w:r>
             <w:r>
-              <w:t xml:space="preserve">” by Matthew Baron and Wei </w:t>
+              <w:t>” by Matthew Baron and Wei Xiong, Red Rock</w:t>
+            </w:r>
+          </w:p>
+          <w:p>
+            <w:pPr>
+              <w:spacing w:after="0" w:line="259" w:lineRule="auto"/>
+              <w:ind w:left="0" w:firstLine="0"/>
+            </w:pPr>
+            <w:r>
+              <w:t>“</w:t>
+            </w:r>
+            <w:r>
+              <w:rPr>
+                <w:b/>
+              </w:rPr>
+              <w:t>Financial Intermediation and Capital Misallocation</w:t>
+            </w:r>
+            <w:r>
+              <w:t xml:space="preserve">”, by </w:t>
             </w:r>
             <w:proofErr w:type="spellStart"/>
             <w:r>
-              <w:t>Xiong</w:t>
+              <w:t>Hengjie</w:t>
             </w:r>
             <w:proofErr w:type="spellEnd"/>
             <w:r>
-              <w:t>, Red Rock</w:t>
+              <w:t xml:space="preserve"> Ai, Kai Li, and Fang Yang, Mitsui Symposium</w:t>
             </w:r>
           </w:p>
           <w:p>
@@ -5996,52 +6007,18 @@
               <w:rPr>
                 <w:b/>
               </w:rPr>
-              <w:t>Financial Intermediation and Capital Misallocation</w:t>
-            </w:r>
-            <w:r>
-              <w:t xml:space="preserve">”, by </w:t>
+              <w:t>Investor Sophistication and Capital Income Inequality</w:t>
+            </w:r>
+            <w:r>
+              <w:t xml:space="preserve">” by Marcin </w:t>
             </w:r>
             <w:proofErr w:type="spellStart"/>
             <w:r>
-              <w:t>Hengjie</w:t>
+              <w:t>Kacperczyk</w:t>
             </w:r>
             <w:proofErr w:type="spellEnd"/>
             <w:r>
-              <w:t xml:space="preserve"> Ai, Kai Li, and Fang Yang, Mitsui Symposium</w:t>
-            </w:r>
-          </w:p>
-          <w:p>
-            <w:pPr>
-              <w:spacing w:after="0" w:line="259" w:lineRule="auto"/>
-              <w:ind w:left="0" w:firstLine="0"/>
-            </w:pPr>
-            <w:r>
-              <w:t>“</w:t>
-            </w:r>
-            <w:r>
-              <w:rPr>
-                <w:b/>
-              </w:rPr>
-              <w:t>Investor Sophistication and Capital Income Inequality</w:t>
-            </w:r>
-            <w:r>
-              <w:t xml:space="preserve">” by Marcin </w:t>
-            </w:r>
-            <w:proofErr w:type="spellStart"/>
-            <w:r>
-              <w:t>Kacperczyk</w:t>
-            </w:r>
-            <w:proofErr w:type="spellEnd"/>
-            <w:r>
-              <w:t xml:space="preserve">, Jaromir </w:t>
-            </w:r>
-            <w:proofErr w:type="spellStart"/>
-            <w:r>
-              <w:t>Nosal</w:t>
-            </w:r>
-            <w:proofErr w:type="spellEnd"/>
-            <w:r>
-              <w:t>, and Luminita Stevens, WFA</w:t>
+              <w:t>, Jaromir Nosal, and Luminita Stevens, WFA</w:t>
             </w:r>
           </w:p>
           <w:p>
@@ -6237,23 +6214,7 @@
             </w:r>
             <w:proofErr w:type="spellEnd"/>
             <w:r>
-              <w:t xml:space="preserve">, </w:t>
-            </w:r>
-            <w:proofErr w:type="spellStart"/>
-            <w:r>
-              <w:t>Tapio</w:t>
-            </w:r>
-            <w:proofErr w:type="spellEnd"/>
-            <w:r>
-              <w:t xml:space="preserve"> </w:t>
-            </w:r>
-            <w:proofErr w:type="spellStart"/>
-            <w:r>
-              <w:t>Pekkala</w:t>
-            </w:r>
-            <w:proofErr w:type="spellEnd"/>
-            <w:r>
-              <w:t xml:space="preserve">, and Ruy Ribeiro, PUC Finance conference </w:t>
+              <w:t xml:space="preserve">, Tapio Pekkala, and Ruy Ribeiro, PUC Finance conference </w:t>
             </w:r>
           </w:p>
         </w:tc>
@@ -6317,6 +6278,9 @@
       </w:r>
       <w:r>
         <w:t>aterhouseCoopers</w:t>
+      </w:r>
+      <w:r>
+        <w:t>,</w:t>
       </w:r>
     </w:p>
     <w:p>
@@ -6425,6 +6389,7 @@
               <w:rPr>
                 <w:b/>
               </w:rPr>
+              <w:lastRenderedPageBreak/>
               <w:t>2015</w:t>
             </w:r>
           </w:p>
@@ -6439,15 +6404,8 @@
               <w:ind w:left="0" w:firstLine="0"/>
             </w:pPr>
             <w:r>
-              <w:t xml:space="preserve">Peter </w:t>
-            </w:r>
-            <w:proofErr w:type="spellStart"/>
-            <w:r>
-              <w:t>Carr</w:t>
-            </w:r>
-            <w:proofErr w:type="spellEnd"/>
-            <w:r>
-              <w:t xml:space="preserve"> Memorial Grant Best Paper Award</w:t>
+              <w:lastRenderedPageBreak/>
+              <w:t>Peter Carr Memorial Grant Best Paper Award</w:t>
             </w:r>
           </w:p>
           <w:p>
@@ -6474,6 +6432,7 @@
               <w:ind w:left="0" w:firstLine="0"/>
             </w:pPr>
             <w:r>
+              <w:lastRenderedPageBreak/>
               <w:t>Best Paper Award Colorado Finance conference</w:t>
             </w:r>
           </w:p>
@@ -6496,6 +6455,7 @@
               <w:rPr>
                 <w:b/>
               </w:rPr>
+              <w:lastRenderedPageBreak/>
               <w:t>2010</w:t>
             </w:r>
           </w:p>
@@ -6545,15 +6505,7 @@
               <w:ind w:left="0" w:firstLine="0"/>
             </w:pPr>
             <w:r>
-              <w:t xml:space="preserve">Katherine </w:t>
-            </w:r>
-            <w:proofErr w:type="spellStart"/>
-            <w:r>
-              <w:t>Dusak</w:t>
-            </w:r>
-            <w:proofErr w:type="spellEnd"/>
-            <w:r>
-              <w:t xml:space="preserve"> Miller Fellow</w:t>
+              <w:t>Katherine Dusak Miller Fellow</w:t>
             </w:r>
           </w:p>
         </w:tc>
@@ -6595,11 +6547,7 @@
         <w:t xml:space="preserve"> </w:t>
       </w:r>
       <w:r>
-        <w:t xml:space="preserve">Journal of the European Economic Association, Journal of Financial Economics, Financial Analyst </w:t>
-      </w:r>
-      <w:r>
-        <w:lastRenderedPageBreak/>
-        <w:t>Journal,</w:t>
+        <w:t>Journal of the European Economic Association, Journal of Financial Economics, Financial Analyst Journal,</w:t>
       </w:r>
       <w:r>
         <w:t xml:space="preserve"> </w:t>
@@ -6701,15 +6649,7 @@
       </w:r>
       <w:proofErr w:type="spellEnd"/>
       <w:r>
-        <w:t xml:space="preserve"> </w:t>
-      </w:r>
-      <w:proofErr w:type="spellStart"/>
-      <w:r>
-        <w:t>Investimentos</w:t>
-      </w:r>
-      <w:proofErr w:type="spellEnd"/>
-      <w:r>
-        <w:t xml:space="preserve"> (Brazil): Feb. 2006 – Aug. 2006, Research Economist. </w:t>
+        <w:t xml:space="preserve"> Investimentos (Brazil): Feb. 2006 – Aug. 2006, Research Economist. </w:t>
       </w:r>
     </w:p>
     <w:p>
@@ -6752,7 +6692,7 @@
 </file>
 
 <file path=word/numbering.xml><?xml version="1.0" encoding="utf-8"?>
-<w:numbering xmlns:wpc="http://schemas.microsoft.com/office/word/2010/wordprocessingCanvas" xmlns:cx="http://schemas.microsoft.com/office/drawing/2014/chartex" xmlns:cx1="http://schemas.microsoft.com/office/drawing/2015/9/8/chartex" xmlns:cx2="http://schemas.microsoft.com/office/drawing/2015/10/21/chartex" xmlns:cx3="http://schemas.microsoft.com/office/drawing/2016/5/9/chartex" xmlns:cx4="http://schemas.microsoft.com/office/drawing/2016/5/10/chartex" xmlns:cx5="http://schemas.microsoft.com/office/drawing/2016/5/11/chartex" xmlns:cx6="http://schemas.microsoft.com/office/drawing/2016/5/12/chartex" xmlns:cx7="http://schemas.microsoft.com/office/drawing/2016/5/13/chartex" xmlns:cx8="http://schemas.microsoft.com/office/drawing/2016/5/14/chartex" xmlns:mc="http://schemas.openxmlformats.org/markup-compatibility/2006" xmlns:aink="http://schemas.microsoft.com/office/drawing/2016/ink" xmlns:am3d="http://schemas.microsoft.com/office/drawing/2017/model3d" xmlns:o="urn:schemas-microsoft-com:office:office" xmlns:oel="http://schemas.microsoft.com/office/2019/extlst" xmlns:r="http://schemas.openxmlformats.org/officeDocument/2006/relationships" xmlns:m="http://schemas.openxmlformats.org/officeDocument/2006/math" xmlns:v="urn:schemas-microsoft-com:vml" xmlns:wp14="http://schemas.microsoft.com/office/word/2010/wordprocessingDrawing" xmlns:wp="http://schemas.openxmlformats.org/drawingml/2006/wordprocessingDrawing" xmlns:w10="urn:schemas-microsoft-com:office:word" xmlns:w="http://schemas.openxmlformats.org/wordprocessingml/2006/main" xmlns:w14="http://schemas.microsoft.com/office/word/2010/wordml" xmlns:w15="http://schemas.microsoft.com/office/word/2012/wordml" xmlns:w16cex="http://schemas.microsoft.com/office/word/2018/wordml/cex" xmlns:w16cid="http://schemas.microsoft.com/office/word/2016/wordml/cid" xmlns:w16="http://schemas.microsoft.com/office/word/2018/wordml" xmlns:w16sdtdh="http://schemas.microsoft.com/office/word/2020/wordml/sdtdatahash" xmlns:w16se="http://schemas.microsoft.com/office/word/2015/wordml/symex" xmlns:wpg="http://schemas.microsoft.com/office/word/2010/wordprocessingGroup" xmlns:wpi="http://schemas.microsoft.com/office/word/2010/wordprocessingInk" xmlns:wne="http://schemas.microsoft.com/office/word/2006/wordml" xmlns:wps="http://schemas.microsoft.com/office/word/2010/wordprocessingShape" mc:Ignorable="w14 w15 w16se w16cid w16 w16cex w16sdtdh wp14">
+<w:numbering xmlns:wpc="http://schemas.microsoft.com/office/word/2010/wordprocessingCanvas" xmlns:cx="http://schemas.microsoft.com/office/drawing/2014/chartex" xmlns:cx1="http://schemas.microsoft.com/office/drawing/2015/9/8/chartex" xmlns:cx2="http://schemas.microsoft.com/office/drawing/2015/10/21/chartex" xmlns:cx3="http://schemas.microsoft.com/office/drawing/2016/5/9/chartex" xmlns:cx4="http://schemas.microsoft.com/office/drawing/2016/5/10/chartex" xmlns:cx5="http://schemas.microsoft.com/office/drawing/2016/5/11/chartex" xmlns:cx6="http://schemas.microsoft.com/office/drawing/2016/5/12/chartex" xmlns:cx7="http://schemas.microsoft.com/office/drawing/2016/5/13/chartex" xmlns:cx8="http://schemas.microsoft.com/office/drawing/2016/5/14/chartex" xmlns:mc="http://schemas.openxmlformats.org/markup-compatibility/2006" xmlns:aink="http://schemas.microsoft.com/office/drawing/2016/ink" xmlns:am3d="http://schemas.microsoft.com/office/drawing/2017/model3d" xmlns:o="urn:schemas-microsoft-com:office:office" xmlns:oel="http://schemas.microsoft.com/office/2019/extlst" xmlns:r="http://schemas.openxmlformats.org/officeDocument/2006/relationships" xmlns:m="http://schemas.openxmlformats.org/officeDocument/2006/math" xmlns:v="urn:schemas-microsoft-com:vml" xmlns:wp14="http://schemas.microsoft.com/office/word/2010/wordprocessingDrawing" xmlns:wp="http://schemas.openxmlformats.org/drawingml/2006/wordprocessingDrawing" xmlns:w10="urn:schemas-microsoft-com:office:word" xmlns:w="http://schemas.openxmlformats.org/wordprocessingml/2006/main" xmlns:w14="http://schemas.microsoft.com/office/word/2010/wordml" xmlns:w15="http://schemas.microsoft.com/office/word/2012/wordml" xmlns:w16cex="http://schemas.microsoft.com/office/word/2018/wordml/cex" xmlns:w16cid="http://schemas.microsoft.com/office/word/2016/wordml/cid" xmlns:w16="http://schemas.microsoft.com/office/word/2018/wordml" xmlns:w16du="http://schemas.microsoft.com/office/word/2023/wordml/word16du" xmlns:w16sdtdh="http://schemas.microsoft.com/office/word/2020/wordml/sdtdatahash" xmlns:w16sdtfl="http://schemas.microsoft.com/office/word/2024/wordml/sdtformatlock" xmlns:w16se="http://schemas.microsoft.com/office/word/2015/wordml/symex" xmlns:wpg="http://schemas.microsoft.com/office/word/2010/wordprocessingGroup" xmlns:wpi="http://schemas.microsoft.com/office/word/2010/wordprocessingInk" xmlns:wne="http://schemas.microsoft.com/office/word/2006/wordml" xmlns:wps="http://schemas.microsoft.com/office/word/2010/wordprocessingShape" mc:Ignorable="w14 w15 w16se w16cid w16 w16cex w16sdtdh w16sdtfl w16du wp14">
   <w:abstractNum w:abstractNumId="0" w15:restartNumberingAfterBreak="0">
     <w:nsid w:val="26A41215"/>
     <w:multiLevelType w:val="hybridMultilevel"/>
@@ -7912,7 +7852,7 @@
 </file>
 
 <file path=word/styles.xml><?xml version="1.0" encoding="utf-8"?>
-<w:styles xmlns:mc="http://schemas.openxmlformats.org/markup-compatibility/2006" xmlns:r="http://schemas.openxmlformats.org/officeDocument/2006/relationships" xmlns:w="http://schemas.openxmlformats.org/wordprocessingml/2006/main" xmlns:w14="http://schemas.microsoft.com/office/word/2010/wordml" xmlns:w15="http://schemas.microsoft.com/office/word/2012/wordml" xmlns:w16cex="http://schemas.microsoft.com/office/word/2018/wordml/cex" xmlns:w16cid="http://schemas.microsoft.com/office/word/2016/wordml/cid" xmlns:w16="http://schemas.microsoft.com/office/word/2018/wordml" xmlns:w16sdtdh="http://schemas.microsoft.com/office/word/2020/wordml/sdtdatahash" xmlns:w16se="http://schemas.microsoft.com/office/word/2015/wordml/symex" mc:Ignorable="w14 w15 w16se w16cid w16 w16cex w16sdtdh">
+<w:styles xmlns:mc="http://schemas.openxmlformats.org/markup-compatibility/2006" xmlns:r="http://schemas.openxmlformats.org/officeDocument/2006/relationships" xmlns:w="http://schemas.openxmlformats.org/wordprocessingml/2006/main" xmlns:w14="http://schemas.microsoft.com/office/word/2010/wordml" xmlns:w15="http://schemas.microsoft.com/office/word/2012/wordml" xmlns:w16cex="http://schemas.microsoft.com/office/word/2018/wordml/cex" xmlns:w16cid="http://schemas.microsoft.com/office/word/2016/wordml/cid" xmlns:w16="http://schemas.microsoft.com/office/word/2018/wordml" xmlns:w16du="http://schemas.microsoft.com/office/word/2023/wordml/word16du" xmlns:w16sdtdh="http://schemas.microsoft.com/office/word/2020/wordml/sdtdatahash" xmlns:w16sdtfl="http://schemas.microsoft.com/office/word/2024/wordml/sdtformatlock" xmlns:w16se="http://schemas.microsoft.com/office/word/2015/wordml/symex" mc:Ignorable="w14 w15 w16se w16cid w16 w16cex w16sdtdh w16sdtfl w16du">
   <w:docDefaults>
     <w:rPrDefault>
       <w:rPr>
@@ -8560,6 +8500,18 @@
       <w:szCs w:val="24"/>
     </w:rPr>
   </w:style>
+  <w:style w:type="character" w:styleId="UnresolvedMention">
+    <w:name w:val="Unresolved Mention"/>
+    <w:basedOn w:val="DefaultParagraphFont"/>
+    <w:uiPriority w:val="99"/>
+    <w:semiHidden/>
+    <w:unhideWhenUsed/>
+    <w:rsid w:val="00F85ED2"/>
+    <w:rPr>
+      <w:color w:val="605E5C"/>
+      <w:shd w:val="clear" w:color="auto" w:fill="E1DFDD"/>
+    </w:rPr>
+  </w:style>
 </w:styles>
 </file>
 

--- a/CV.docx
+++ b/CV.docx
@@ -359,8 +359,35 @@
     <w:p>
       <w:pPr>
         <w:spacing w:after="0" w:line="259" w:lineRule="auto"/>
-        <w:ind w:left="0" w:firstLine="0"/>
-      </w:pPr>
+        <w:ind w:left="-5"/>
+      </w:pPr>
+      <w:r>
+        <w:t>New York University</w:t>
+      </w:r>
+      <w:r>
+        <w:t xml:space="preserve">, </w:t>
+      </w:r>
+      <w:r>
+        <w:t xml:space="preserve">Leonard Stern School of Business </w:t>
+      </w:r>
+      <w:r>
+        <w:tab/>
+      </w:r>
+      <w:r>
+        <w:t xml:space="preserve">          </w:t>
+      </w:r>
+      <w:r>
+        <w:t>202</w:t>
+      </w:r>
+      <w:r>
+        <w:t>5</w:t>
+      </w:r>
+      <w:r>
+        <w:t>-</w:t>
+      </w:r>
+      <w:r>
+        <w:t xml:space="preserve"> </w:t>
+      </w:r>
     </w:p>
     <w:p>
       <w:pPr>
@@ -368,6 +395,36 @@
         <w:ind w:left="-5"/>
       </w:pPr>
       <w:r>
+        <w:t>Ass</w:t>
+      </w:r>
+      <w:r>
+        <w:t>ociate</w:t>
+      </w:r>
+      <w:r>
+        <w:t xml:space="preserve"> Professor of Finance</w:t>
+      </w:r>
+      <w:r>
+        <w:t xml:space="preserve"> (with tenure)</w:t>
+      </w:r>
+    </w:p>
+    <w:p>
+      <w:pPr>
+        <w:spacing w:after="0" w:line="259" w:lineRule="auto"/>
+        <w:ind w:left="0" w:firstLine="0"/>
+      </w:pPr>
+    </w:p>
+    <w:p>
+      <w:pPr>
+        <w:spacing w:after="0" w:line="259" w:lineRule="auto"/>
+        <w:ind w:left="0" w:firstLine="0"/>
+      </w:pPr>
+    </w:p>
+    <w:p>
+      <w:pPr>
+        <w:spacing w:after="0" w:line="259" w:lineRule="auto"/>
+        <w:ind w:left="-5"/>
+      </w:pPr>
+      <w:r>
         <w:t>University of Rochester</w:t>
       </w:r>
       <w:r>
@@ -381,7 +438,13 @@
         <w:t>2022</w:t>
       </w:r>
       <w:r>
-        <w:t xml:space="preserve">- </w:t>
+        <w:t>-</w:t>
+      </w:r>
+      <w:r>
+        <w:t xml:space="preserve"> </w:t>
+      </w:r>
+      <w:r>
+        <w:t>2025</w:t>
       </w:r>
     </w:p>
     <w:p>
@@ -709,12 +772,42 @@
           <w:lang w:val="pt-BR"/>
         </w:rPr>
       </w:pPr>
+      <w:proofErr w:type="spellStart"/>
       <w:r>
         <w:rPr>
           <w:lang w:val="pt-BR"/>
         </w:rPr>
-        <w:t>Pontificia Universidade Catolica do Rio de Janeiro (PUC-RIO), Brazil</w:t>
-      </w:r>
+        <w:t>Pontificia</w:t>
+      </w:r>
+      <w:proofErr w:type="spellEnd"/>
+      <w:r>
+        <w:rPr>
+          <w:lang w:val="pt-BR"/>
+        </w:rPr>
+        <w:t xml:space="preserve"> Universidade </w:t>
+      </w:r>
+      <w:proofErr w:type="spellStart"/>
+      <w:r>
+        <w:rPr>
+          <w:lang w:val="pt-BR"/>
+        </w:rPr>
+        <w:t>Catolica</w:t>
+      </w:r>
+      <w:proofErr w:type="spellEnd"/>
+      <w:r>
+        <w:rPr>
+          <w:lang w:val="pt-BR"/>
+        </w:rPr>
+        <w:t xml:space="preserve"> do Rio de Janeiro (PUC-RIO), </w:t>
+      </w:r>
+      <w:proofErr w:type="spellStart"/>
+      <w:r>
+        <w:rPr>
+          <w:lang w:val="pt-BR"/>
+        </w:rPr>
+        <w:t>Brazil</w:t>
+      </w:r>
+      <w:proofErr w:type="spellEnd"/>
       <w:r>
         <w:rPr>
           <w:lang w:val="pt-BR"/>
@@ -830,7 +923,21 @@
         <w:rPr>
           <w:lang w:val="pt-BR"/>
         </w:rPr>
-        <w:t xml:space="preserve">Universidade Federal do Rio de Janeiro (UFRJ), Brazil </w:t>
+        <w:t xml:space="preserve">Universidade Federal do Rio de Janeiro (UFRJ), </w:t>
+      </w:r>
+      <w:proofErr w:type="spellStart"/>
+      <w:r>
+        <w:rPr>
+          <w:lang w:val="pt-BR"/>
+        </w:rPr>
+        <w:t>Brazil</w:t>
+      </w:r>
+      <w:proofErr w:type="spellEnd"/>
+      <w:r>
+        <w:rPr>
+          <w:lang w:val="pt-BR"/>
+        </w:rPr>
+        <w:t xml:space="preserve"> </w:t>
       </w:r>
       <w:r>
         <w:rPr>
@@ -923,43 +1030,8 @@
         <w:rPr>
           <w:bCs/>
         </w:rPr>
-        <w:t xml:space="preserve">Associate Editor,  </w:t>
-      </w:r>
-      <w:r>
-        <w:rPr>
-          <w:bCs/>
-        </w:rPr>
-        <w:t>Journal of Finance</w:t>
-      </w:r>
-      <w:r>
-        <w:rPr>
-          <w:bCs/>
-        </w:rPr>
-        <w:t xml:space="preserve">                                 </w:t>
-      </w:r>
-      <w:r>
-        <w:rPr>
-          <w:bCs/>
-        </w:rPr>
-        <w:t xml:space="preserve">                </w:t>
-      </w:r>
-      <w:r>
-        <w:rPr>
-          <w:bCs/>
-        </w:rPr>
-        <w:t xml:space="preserve"> 202</w:t>
-      </w:r>
-      <w:r>
-        <w:rPr>
-          <w:bCs/>
-        </w:rPr>
-        <w:t>4</w:t>
-      </w:r>
-      <w:r>
-        <w:rPr>
-          <w:bCs/>
-        </w:rPr>
-        <w:t>-</w:t>
+        <w:lastRenderedPageBreak/>
+        <w:t>Associate Editor,  Journal of Finance                                                  2024-</w:t>
       </w:r>
     </w:p>
     <w:p>
@@ -974,31 +1046,7 @@
         <w:rPr>
           <w:bCs/>
         </w:rPr>
-        <w:t xml:space="preserve">Associate Editor,  </w:t>
-      </w:r>
-      <w:r>
-        <w:rPr>
-          <w:bCs/>
-        </w:rPr>
-        <w:t>Journal of Financial Economics</w:t>
-      </w:r>
-      <w:r>
-        <w:rPr>
-          <w:bCs/>
-        </w:rPr>
-        <w:t xml:space="preserve">                             202</w:t>
-      </w:r>
-      <w:r>
-        <w:rPr>
-          <w:bCs/>
-        </w:rPr>
-        <w:t>4</w:t>
-      </w:r>
-      <w:r>
-        <w:rPr>
-          <w:bCs/>
-        </w:rPr>
-        <w:t>-</w:t>
+        <w:t>Associate Editor,  Journal of Financial Economics                             2024-</w:t>
       </w:r>
     </w:p>
     <w:p>
@@ -1028,7 +1076,6 @@
         <w:rPr>
           <w:bCs/>
         </w:rPr>
-        <w:lastRenderedPageBreak/>
         <w:t>Associate Editor, Management Science                                              2021-</w:t>
       </w:r>
       <w:r>
@@ -1508,18 +1555,7 @@
           <w:sz w:val="20"/>
           <w:szCs w:val="20"/>
         </w:rPr>
-        <w:t xml:space="preserve">We build a macro-finance model of shadow banking---the transformation of risky assets into securities that are money-like in quiet times but become illiquid when uncertainty spikes. Shadow banking </w:t>
-      </w:r>
-      <w:r>
-        <w:rPr>
-          <w:rStyle w:val="Strong"/>
-          <w:b w:val="0"/>
-          <w:bCs w:val="0"/>
-          <w:sz w:val="20"/>
-          <w:szCs w:val="20"/>
-        </w:rPr>
-        <w:lastRenderedPageBreak/>
-        <w:t>economizes on scarce collateral, expanding liquidity provision, boosting asset prices and growth, but also building up fragility. A rise in uncertainty raises shadow banking spreads, forcing financial institutions to switch to collateral-intensive funding. Shadow banking collapses, liquidity provision shrinks, liquidity premia and discount rates rise, asset prices and investment fall. The model generates slow recoveries, collateral runs, and flight-to-quality effects, and it sheds light on LSAPs, Operation Twist, and other interventions.</w:t>
+        <w:t>We build a macro-finance model of shadow banking---the transformation of risky assets into securities that are money-like in quiet times but become illiquid when uncertainty spikes. Shadow banking economizes on scarce collateral, expanding liquidity provision, boosting asset prices and growth, but also building up fragility. A rise in uncertainty raises shadow banking spreads, forcing financial institutions to switch to collateral-intensive funding. Shadow banking collapses, liquidity provision shrinks, liquidity premia and discount rates rise, asset prices and investment fall. The model generates slow recoveries, collateral runs, and flight-to-quality effects, and it sheds light on LSAPs, Operation Twist, and other interventions.</w:t>
       </w:r>
     </w:p>
     <w:p>
@@ -1637,17 +1673,12 @@
         <w:r>
           <w:rPr>
             <w:rStyle w:val="Hyperlink"/>
-            <w:u w:color="0000FF"/>
           </w:rPr>
-          <w:t>Should</w:t>
+          <w:t>Should Long-Term Investors Time Volatility?</w:t>
         </w:r>
       </w:hyperlink>
       <w:r>
-        <w:rPr>
-          <w:rStyle w:val="Hyperlink"/>
-          <w:u w:color="0000FF"/>
-        </w:rPr>
-        <w:t xml:space="preserve"> Long-Term Investors Time Volatility? </w:t>
+        <w:t xml:space="preserve"> </w:t>
       </w:r>
       <w:r>
         <w:t>(joint with Tyler Muir)</w:t>
@@ -1712,22 +1743,38 @@
         </w:numPr>
         <w:spacing w:after="49" w:line="251" w:lineRule="auto"/>
         <w:ind w:hanging="360"/>
-      </w:pPr>
-      <w:hyperlink r:id="rId14" w:tgtFrame="_blank" w:history="1">
-        <w:r>
-          <w:rPr>
-            <w:rStyle w:val="Hyperlink"/>
-            <w:u w:color="0000FF"/>
-          </w:rPr>
-          <w:t>Capital Immobility and the Reach for Yield</w:t>
-        </w:r>
-      </w:hyperlink>
-      <w:r>
         <w:rPr>
           <w:rStyle w:val="Hyperlink"/>
+        </w:rPr>
+      </w:pPr>
+      <w:r>
+        <w:rPr>
           <w:u w:color="0000FF"/>
         </w:rPr>
-        <w:t xml:space="preserve">  </w:t>
+        <w:fldChar w:fldCharType="begin"/>
+      </w:r>
+      <w:r>
+        <w:rPr>
+          <w:u w:color="0000FF"/>
+        </w:rPr>
+        <w:instrText xml:space="preserve"> HYPERLINK "https://amoreira2.github.io/alan-moreira.github.io/CapitalImmobilityMoreira.pdf" \t "_blank" </w:instrText>
+      </w:r>
+      <w:r>
+        <w:rPr>
+          <w:u w:color="0000FF"/>
+        </w:rPr>
+      </w:r>
+      <w:r>
+        <w:rPr>
+          <w:u w:color="0000FF"/>
+        </w:rPr>
+        <w:fldChar w:fldCharType="separate"/>
+      </w:r>
+      <w:r>
+        <w:rPr>
+          <w:rStyle w:val="Hyperlink"/>
+        </w:rPr>
+        <w:t xml:space="preserve">Capital Immobility and the Reach for Yield  </w:t>
       </w:r>
     </w:p>
     <w:p>
@@ -1735,6 +1782,12 @@
         <w:spacing w:after="49" w:line="251" w:lineRule="auto"/>
         <w:ind w:left="360" w:firstLine="0"/>
       </w:pPr>
+      <w:r>
+        <w:rPr>
+          <w:u w:color="0000FF"/>
+        </w:rPr>
+        <w:fldChar w:fldCharType="end"/>
+      </w:r>
       <w:r>
         <w:t>Journal of Economic Theory, September 2019</w:t>
       </w:r>
@@ -1768,7 +1821,29 @@
           <w:sz w:val="20"/>
           <w:szCs w:val="20"/>
         </w:rPr>
-        <w:t>I build a model in which financial intermediation slows down capital flows. Investors optimally learn from  intermediary performance to allocate capital toward profitable intermediaries. Intermediaries reach for yield---i.e., they invest in high-tail-risk assets---in an attempt to drive flows and reduce liquidation risk. Intermediaries with strong opportunities face a trade-off between choosing a portfolio that maximizes profitability, and choosing one that maximizes the speed at which capital flows. In equilibrium, reaching for yield is stronger among intermediaries with weak opportunities, resulting in a reduction in the informativeness of performance; investors thus take longer to learn, and  capital flows become less responsive to performance. Capital becomes slow-moving because the reach for yield dampens learning. The model predicts capital immobility to be stronger when tail risk is high; when tail risk is under priced; and in asset classes with large cross-sectional variation in tail-risk exposures.</w:t>
+        <w:t xml:space="preserve">I build a model in which financial intermediation slows down capital flows. Investors optimally learn from  intermediary performance to allocate capital toward profitable intermediaries. Intermediaries reach for yield---i.e., they invest in high-tail-risk assets---in an attempt to drive flows and reduce liquidation risk. Intermediaries with strong opportunities face a trade-off between choosing a portfolio that maximizes profitability, and choosing one that maximizes the speed at which capital flows. In equilibrium, reaching for yield is stronger among intermediaries with weak opportunities, resulting in a reduction in the informativeness of performance; investors thus take longer to learn, and  capital flows become less responsive to performance. Capital becomes slow-moving because the reach for yield dampens learning. The model predicts capital immobility to be stronger when tail risk is high; when tail risk is </w:t>
+      </w:r>
+      <w:proofErr w:type="spellStart"/>
+      <w:r>
+        <w:rPr>
+          <w:rStyle w:val="Strong"/>
+          <w:b w:val="0"/>
+          <w:bCs w:val="0"/>
+          <w:sz w:val="20"/>
+          <w:szCs w:val="20"/>
+        </w:rPr>
+        <w:t>under priced</w:t>
+      </w:r>
+      <w:proofErr w:type="spellEnd"/>
+      <w:r>
+        <w:rPr>
+          <w:rStyle w:val="Strong"/>
+          <w:b w:val="0"/>
+          <w:bCs w:val="0"/>
+          <w:sz w:val="20"/>
+          <w:szCs w:val="20"/>
+        </w:rPr>
+        <w:t>; and in asset classes with large cross-sectional variation in tail-risk exposures.</w:t>
       </w:r>
     </w:p>
     <w:p>
@@ -1791,24 +1866,36 @@
         <w:ind w:hanging="360"/>
         <w:rPr>
           <w:rStyle w:val="Hyperlink"/>
+        </w:rPr>
+      </w:pPr>
+      <w:r>
+        <w:rPr>
           <w:u w:color="0000FF"/>
         </w:rPr>
-      </w:pPr>
-      <w:hyperlink r:id="rId15" w:history="1">
-        <w:r>
-          <w:rPr>
-            <w:rStyle w:val="Hyperlink"/>
-            <w:u w:color="0000FF"/>
-          </w:rPr>
-          <w:t>When Selling Becomes Viral: Disruptions in Debt Markets in the COVID-19 Crisis and the Fed's Response</w:t>
-        </w:r>
-      </w:hyperlink>
+        <w:fldChar w:fldCharType="begin"/>
+      </w:r>
+      <w:r>
+        <w:rPr>
+          <w:u w:color="0000FF"/>
+        </w:rPr>
+        <w:instrText xml:space="preserve"> HYPERLINK "https://amoreira2.github.io/alan-moreira.github.io/HMM_Viral.pdf" </w:instrText>
+      </w:r>
+      <w:r>
+        <w:rPr>
+          <w:u w:color="0000FF"/>
+        </w:rPr>
+      </w:r>
+      <w:r>
+        <w:rPr>
+          <w:u w:color="0000FF"/>
+        </w:rPr>
+        <w:fldChar w:fldCharType="separate"/>
+      </w:r>
       <w:r>
         <w:rPr>
           <w:rStyle w:val="Hyperlink"/>
-          <w:u w:color="0000FF"/>
-        </w:rPr>
-        <w:t xml:space="preserve"> (joint with Tyler Muir and Valentin Haddad) </w:t>
+        </w:rPr>
+        <w:t xml:space="preserve">When Selling Becomes Viral: Disruptions in Debt Markets in the COVID-19 Crisis and the Fed's Response (joint with Tyler Muir and Valentin Haddad) </w:t>
       </w:r>
     </w:p>
     <w:p>
@@ -1819,6 +1906,12 @@
           <w:color w:val="auto"/>
         </w:rPr>
       </w:pPr>
+      <w:r>
+        <w:rPr>
+          <w:u w:color="0000FF"/>
+        </w:rPr>
+        <w:fldChar w:fldCharType="end"/>
+      </w:r>
       <w:r>
         <w:rPr>
           <w:color w:val="auto"/>
@@ -1845,17 +1938,8 @@
           <w:sz w:val="20"/>
           <w:szCs w:val="20"/>
         </w:rPr>
-        <w:t xml:space="preserve">We document extreme disruption in debt markets during the COVID-19 crisis: a severe price crash accompanied by significant dislocations at the safer end of the credit spectrum. Investment-grade corporate bonds traded at a discount to CDS; ETFs traded at a discount to their NAV, more so for safer </w:t>
-      </w:r>
-      <w:r>
-        <w:rPr>
-          <w:rStyle w:val="Strong"/>
-          <w:b w:val="0"/>
-          <w:sz w:val="20"/>
-          <w:szCs w:val="20"/>
-        </w:rPr>
         <w:lastRenderedPageBreak/>
-        <w:t>bonds. These disruptions disappeared after the Fed announced it would buy corporate bonds. The initial announcement, targeting investment-grade debt only, lowered the spreads of bonds with the most severe dislocations. The later expansion of the program boosted prices throughout markets. We use these facts to evaluate potential channels behind the disruption.</w:t>
+        <w:t>We document extreme disruption in debt markets during the COVID-19 crisis: a severe price crash accompanied by significant dislocations at the safer end of the credit spectrum. Investment-grade corporate bonds traded at a discount to CDS; ETFs traded at a discount to their NAV, more so for safer bonds. These disruptions disappeared after the Fed announced it would buy corporate bonds. The initial announcement, targeting investment-grade debt only, lowered the spreads of bonds with the most severe dislocations. The later expansion of the program boosted prices throughout markets. We use these facts to evaluate potential channels behind the disruption.</w:t>
       </w:r>
     </w:p>
     <w:p>
@@ -1881,13 +1965,14 @@
           <w:u w:val="single" w:color="0000FF"/>
         </w:rPr>
       </w:pPr>
-      <w:r>
-        <w:rPr>
-          <w:color w:val="0000FF"/>
-          <w:u w:val="single" w:color="0000FF"/>
-        </w:rPr>
-        <w:t>Text Selection</w:t>
-      </w:r>
+      <w:hyperlink r:id="rId14" w:history="1">
+        <w:r>
+          <w:rPr>
+            <w:rStyle w:val="Hyperlink"/>
+          </w:rPr>
+          <w:t>Text Selection</w:t>
+        </w:r>
+      </w:hyperlink>
       <w:r>
         <w:rPr>
           <w:color w:val="0000FF"/>
@@ -1966,7 +2051,27 @@
           <w:sz w:val="20"/>
           <w:szCs w:val="20"/>
         </w:rPr>
-        <w:t>Text data is inherently ultra-high dimensional, which makes machine learning techniques indispensable for textual analysis. Text also tends to be a highly selected outcome—journalists, speechwriters, and others carefully craft messages to target the limited attention of their audiences. We develop an economically motivated high dimensional selection model that improves machine learning from text (and from sparse counts data more generally). Our model is especially useful in cases where the cover/no-cover choice is separate or more interesting than the coverage quantity choice. Our design allows for parallel estimation, making the model highly computationally scalable. We apply our framework to backcast, nowcast, and forecast financial variables using newspaper text, and find that it substantially improves out-of-sample fit relative to alternative state-of-the-art approaches.</w:t>
+        <w:t xml:space="preserve">Text data is inherently ultra-high dimensional, which makes machine learning techniques indispensable for textual analysis. Text also tends to be a highly selected outcome—journalists, speechwriters, and others carefully craft messages to target the limited attention of their audiences. We develop an economically motivated high dimensional selection model that improves machine learning from text (and from sparse counts data more generally). Our model is especially useful in cases where the cover/no-cover choice is separate or more interesting than the coverage quantity choice. Our design allows for parallel estimation, making the model highly computationally scalable. We apply our framework to </w:t>
+      </w:r>
+      <w:proofErr w:type="spellStart"/>
+      <w:r>
+        <w:rPr>
+          <w:rStyle w:val="Strong"/>
+          <w:b w:val="0"/>
+          <w:sz w:val="20"/>
+          <w:szCs w:val="20"/>
+        </w:rPr>
+        <w:t>backcast</w:t>
+      </w:r>
+      <w:proofErr w:type="spellEnd"/>
+      <w:r>
+        <w:rPr>
+          <w:rStyle w:val="Strong"/>
+          <w:b w:val="0"/>
+          <w:sz w:val="20"/>
+          <w:szCs w:val="20"/>
+        </w:rPr>
+        <w:t>, nowcast, and forecast financial variables using newspaper text, and find that it substantially improves out-of-sample fit relative to alternative state-of-the-art approaches.</w:t>
       </w:r>
     </w:p>
     <w:p>
@@ -1991,7 +2096,7 @@
         <w:spacing w:after="49" w:line="251" w:lineRule="auto"/>
         <w:ind w:hanging="360"/>
       </w:pPr>
-      <w:hyperlink r:id="rId16" w:tgtFrame="_blank" w:history="1">
+      <w:hyperlink r:id="rId15" w:tgtFrame="_blank" w:history="1">
         <w:r>
           <w:rPr>
             <w:color w:val="0000FF"/>
@@ -2111,13 +2216,14 @@
           <w:color w:val="auto"/>
         </w:rPr>
       </w:pPr>
-      <w:r>
-        <w:rPr>
-          <w:color w:val="0000FF"/>
-          <w:u w:val="single" w:color="0000FF"/>
-        </w:rPr>
-        <w:t>Hedging Risk Factors</w:t>
-      </w:r>
+      <w:hyperlink r:id="rId16" w:history="1">
+        <w:r>
+          <w:rPr>
+            <w:rStyle w:val="Hyperlink"/>
+          </w:rPr>
+          <w:t>Hedging Risk Factors</w:t>
+        </w:r>
+      </w:hyperlink>
       <w:r>
         <w:rPr>
           <w:color w:val="auto"/>
@@ -2189,7 +2295,17 @@
           <w:sz w:val="20"/>
           <w:szCs w:val="20"/>
         </w:rPr>
-        <w:t>Standard risk factors can be hedged with minimal reduction in average return. This is true for ``macro'' factors such as industrial production, unemployment, and credit spreads, as well as for ``reduced form'' asset pricing factors such as value, momentum, or profitability. Low beta versions of the factors perform close to as well as high beta versions, hence a long short portfolio can hedge factor exposure with little reduction in expected return. For the reduced form factors this mismatch between factor exposure and expected return generates large alphas. For the macroeconomic factors, hedging the factors also hedges business cycle risk by significantly lowering exposure to consumption, GDP, and NBER recessions. We study implications both for optimal portfolio formation and for understanding the economic mechanisms for generating equity risk premiums.</w:t>
+        <w:t xml:space="preserve">Standard risk factors can be hedged with minimal reduction in average return. This is true for ``macro'' factors such as industrial production, unemployment, and credit spreads, as well as for ``reduced form'' asset pricing factors such as value, momentum, or profitability. Low beta versions of the factors perform close to as well as high beta versions, hence a long short portfolio can hedge factor exposure with little reduction in expected return. For the reduced form factors this mismatch between factor exposure and expected return generates large alphas. For the macroeconomic factors, hedging the factors also hedges business cycle risk by significantly lowering exposure to consumption, GDP, and NBER recessions. We </w:t>
+      </w:r>
+      <w:r>
+        <w:rPr>
+          <w:rStyle w:val="Strong"/>
+          <w:b w:val="0"/>
+          <w:sz w:val="20"/>
+          <w:szCs w:val="20"/>
+        </w:rPr>
+        <w:lastRenderedPageBreak/>
+        <w:t>study implications both for optimal portfolio formation and for understanding the economic mechanisms for generating equity risk premiums.</w:t>
       </w:r>
     </w:p>
     <w:p>
@@ -2231,12 +2347,20 @@
           <w:u w:val="single" w:color="0000FF"/>
         </w:rPr>
       </w:pPr>
-      <w:r>
-        <w:t xml:space="preserve">Liquidity </w:t>
-      </w:r>
-      <w:r>
-        <w:t>and Volatility</w:t>
-      </w:r>
+      <w:hyperlink r:id="rId17" w:history="1">
+        <w:r>
+          <w:rPr>
+            <w:rStyle w:val="Hyperlink"/>
+          </w:rPr>
+          <w:t xml:space="preserve">Liquidity </w:t>
+        </w:r>
+        <w:r>
+          <w:rPr>
+            <w:rStyle w:val="Hyperlink"/>
+          </w:rPr>
+          <w:t>and Volatility</w:t>
+        </w:r>
+      </w:hyperlink>
       <w:r>
         <w:rPr>
           <w:color w:val="0000FF"/>
@@ -2350,8 +2474,16 @@
           <w:u w:val="single" w:color="0000FF"/>
         </w:rPr>
       </w:pPr>
-      <w:r>
-        <w:t xml:space="preserve">Asset Purchase Rules: How QE Transformed the Bond Market </w:t>
+      <w:hyperlink r:id="rId18" w:history="1">
+        <w:r>
+          <w:rPr>
+            <w:rStyle w:val="Hyperlink"/>
+          </w:rPr>
+          <w:t>Asset Purchase Rules: How QE Transformed the Bond Market</w:t>
+        </w:r>
+      </w:hyperlink>
+      <w:r>
+        <w:t xml:space="preserve"> </w:t>
       </w:r>
       <w:r>
         <w:t xml:space="preserve">( with Tyler Muir and Valentin Haddad) </w:t>
@@ -2403,7 +2535,7 @@
                 <wp:cNvGraphicFramePr/>
                 <a:graphic xmlns:a="http://schemas.openxmlformats.org/drawingml/2006/main">
                   <a:graphicData uri="http://schemas.microsoft.com/office/word/2010/wordprocessingInk">
-                    <w14:contentPart bwMode="auto" r:id="rId17">
+                    <w14:contentPart bwMode="auto" r:id="rId19">
                       <w14:nvContentPartPr>
                         <w14:cNvContentPartPr/>
                       </w14:nvContentPartPr>
@@ -2439,7 +2571,7 @@
                 <o:lock v:ext="edit" aspectratio="t"/>
               </v:shapetype>
               <v:shape id="Ink 1" o:spid="_x0000_s1026" type="#_x0000_t75" style="position:absolute;margin-left:511.8pt;margin-top:29.9pt;width:1.9pt;height:2.55pt;z-index:251659264;visibility:visible;mso-wrap-style:square;mso-wrap-distance-left:9pt;mso-wrap-distance-top:0;mso-wrap-distance-right:9pt;mso-wrap-distance-bottom:0;mso-position-horizontal:absolute;mso-position-horizontal-relative:text;mso-position-vertical:absolute;mso-position-vertical-relative:text" o:gfxdata="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">
-                <v:imagedata r:id="rId18" o:title=""/>
+                <v:imagedata r:id="rId20" o:title=""/>
               </v:shape>
             </w:pict>
           </mc:Fallback>
@@ -2486,7 +2618,7 @@
           <w:u w:val="single" w:color="0000FF"/>
         </w:rPr>
       </w:pPr>
-      <w:hyperlink r:id="rId19" w:history="1">
+      <w:hyperlink r:id="rId21" w:history="1">
         <w:r>
           <w:rPr>
             <w:color w:val="0000FF"/>
@@ -2532,7 +2664,7 @@
           <w:sz w:val="20"/>
           <w:szCs w:val="20"/>
         </w:rPr>
-        <w:t xml:space="preserve">Many hedge funds restrict investors' ability to redeem their investments. We show that lockups alleviate a delegation friction. In our model hedge funds can trade a long-term arbitrage opportunity; doing so increases expected returns but lowers short-term returns. Investors who rationally learn from returns may mistake a skilled manager who pursues the arbitrage opportunity for an unskilled manager. Skilled managers therefore have an incentive to avoid redemptions by distorting their portfolios to enhance short-term returns. The tradeoff between the ability to trade the arbitrage opportunity more aggressively and investors' fears of being stuck with an unskilled manager determines the optimal lockup. We calibrate the model to hedge fund data and show that arbitrage remains limited even with optimal lockups; the average manager sacrifices </w:t>
+        <w:t xml:space="preserve">Many hedge funds restrict investors' ability to redeem their investments. We show that lockups alleviate a delegation friction. In our model hedge funds can trade a long-term arbitrage opportunity; doing so increases expected returns but lowers short-term returns. Investors who rationally learn from returns may mistake a skilled manager who pursues the arbitrage opportunity for an unskilled manager. Skilled managers therefore have an incentive to avoid redemptions by distorting their portfolios to enhance short-term returns. The tradeoff between the ability to trade the arbitrage opportunity more aggressively and investors' fears of being stuck with an unskilled manager determines the optimal lockup. We </w:t>
       </w:r>
       <w:r>
         <w:rPr>
@@ -2543,7 +2675,8 @@
           <w:sz w:val="20"/>
           <w:szCs w:val="20"/>
         </w:rPr>
-        <w:t>146</w:t>
+        <w:lastRenderedPageBreak/>
+        <w:t xml:space="preserve">calibrate the model to hedge fund data and show that arbitrage remains limited even with optimal lockups; the average manager sacrifices </w:t>
       </w:r>
       <w:r>
         <w:rPr>
@@ -2554,6 +2687,17 @@
           <w:sz w:val="20"/>
           <w:szCs w:val="20"/>
         </w:rPr>
+        <w:t>146</w:t>
+      </w:r>
+      <w:r>
+        <w:rPr>
+          <w:rStyle w:val="Strong"/>
+          <w:b w:val="0"/>
+          <w:bCs w:val="0"/>
+          <w:color w:val="000000"/>
+          <w:sz w:val="20"/>
+          <w:szCs w:val="20"/>
+        </w:rPr>
         <w:t xml:space="preserve"> basis points in expected returns per year to improve short-term returns.</w:t>
       </w:r>
     </w:p>
@@ -2580,7 +2724,6 @@
           <w:sz w:val="16"/>
           <w:szCs w:val="16"/>
         </w:rPr>
-        <w:lastRenderedPageBreak/>
         <w:t>T</w:t>
       </w:r>
       <w:r>
@@ -2594,7 +2737,7 @@
         </w:rPr>
         <w:t>his subsumes an earlier working paper called "</w:t>
       </w:r>
-      <w:hyperlink r:id="rId20" w:history="1">
+      <w:hyperlink r:id="rId22" w:history="1">
         <w:r>
           <w:rPr>
             <w:rStyle w:val="Strong"/>
@@ -2634,22 +2777,14 @@
         <w:spacing w:after="4" w:line="251" w:lineRule="auto"/>
         <w:ind w:hanging="360"/>
       </w:pPr>
-      <w:hyperlink r:id="rId21" w:history="1">
+      <w:hyperlink r:id="rId23" w:history="1">
         <w:r>
           <w:rPr>
             <w:rStyle w:val="Hyperlink"/>
-            <w:u w:color="0000FF"/>
           </w:rPr>
-          <w:t>Relative</w:t>
+          <w:t>Relative Valuation and Information Production</w:t>
         </w:r>
       </w:hyperlink>
-      <w:r>
-        <w:rPr>
-          <w:rStyle w:val="Hyperlink"/>
-          <w:u w:color="0000FF"/>
-        </w:rPr>
-        <w:t xml:space="preserve"> Valuation and Information Production</w:t>
-      </w:r>
       <w:r>
         <w:t xml:space="preserve"> (joint with Armando Gomes and David Sovich)</w:t>
       </w:r>
@@ -2686,7 +2821,29 @@
           <w:sz w:val="20"/>
           <w:szCs w:val="20"/>
         </w:rPr>
-        <w:t>We study the problem of an investor that allocates analysts to assets to learn about future asset values. We show that when analysts are better at relative rather than absolute asset valuations the optimal matching of analysts to assets displays a balancedness property in which pairs of distinct assets are covered by a similar number of analysts. A balanced allocation allows the investor to efficiently aggregate information using the relative value between assets, eliminating the effect of the analyst-specific component. We show that the optimal matching of analysts to assets and the optimal portfolio decision depends on the structure of the analyst coverage network - the bipartite graph where the vertices are the firms and the edges are all the pairs of distinct firms that are covered by at least one common analyst. For example, capital is only reallocated between firms that are connected in the network, and the intensity of the reallocations depends on both the value of relative asset recommendations and the strength of the connection between the assets.</w:t>
+        <w:t xml:space="preserve">We study the problem of an investor that allocates analysts to assets to learn about future asset values. We show that when analysts are better at relative rather than absolute asset valuations the optimal matching of analysts to assets displays a </w:t>
+      </w:r>
+      <w:proofErr w:type="spellStart"/>
+      <w:r>
+        <w:rPr>
+          <w:rStyle w:val="Strong"/>
+          <w:b w:val="0"/>
+          <w:bCs w:val="0"/>
+          <w:sz w:val="20"/>
+          <w:szCs w:val="20"/>
+        </w:rPr>
+        <w:t>balancedness</w:t>
+      </w:r>
+      <w:proofErr w:type="spellEnd"/>
+      <w:r>
+        <w:rPr>
+          <w:rStyle w:val="Strong"/>
+          <w:b w:val="0"/>
+          <w:bCs w:val="0"/>
+          <w:sz w:val="20"/>
+          <w:szCs w:val="20"/>
+        </w:rPr>
+        <w:t xml:space="preserve"> property in which pairs of distinct assets are covered by a similar number of analysts. A balanced allocation allows the investor to efficiently aggregate information using the relative value between assets, eliminating the effect of the analyst-specific component. We show that the optimal matching of analysts to assets and the optimal portfolio decision depends on the structure of the analyst coverage network - the bipartite graph where the vertices are the firms and the edges are all the pairs of distinct firms that are covered by at least one common analyst. For example, capital is only reallocated between firms that are connected in the network, and the intensity of the reallocations depends on both the value of relative asset recommendations and the strength of the connection between the assets.</w:t>
       </w:r>
     </w:p>
     <w:p>
@@ -2921,6 +3078,9 @@
             <w:r>
               <w:t>, Bocconi Asset Pricing Conference</w:t>
             </w:r>
+            <w:r>
+              <w:t>, UGA Fall Football Conference</w:t>
+            </w:r>
           </w:p>
           <w:p>
             <w:pPr>
@@ -2934,7 +3094,15 @@
               <w:t>, Jackson Hole Finance conference</w:t>
             </w:r>
             <w:r>
-              <w:t>, BiShoF conference in Oslo</w:t>
+              <w:t xml:space="preserve">, </w:t>
+            </w:r>
+            <w:proofErr w:type="spellStart"/>
+            <w:r>
+              <w:t>BiShoF</w:t>
+            </w:r>
+            <w:proofErr w:type="spellEnd"/>
+            <w:r>
+              <w:t xml:space="preserve"> conference in Oslo</w:t>
             </w:r>
           </w:p>
           <w:p>
@@ -2999,8 +3167,13 @@
             <w:r>
               <w:t xml:space="preserve">AFA, WFA, EFA, </w:t>
             </w:r>
-            <w:r>
-              <w:t>Lubrafin,</w:t>
+            <w:proofErr w:type="spellStart"/>
+            <w:r>
+              <w:t>Lubrafin</w:t>
+            </w:r>
+            <w:proofErr w:type="spellEnd"/>
+            <w:r>
+              <w:t>,</w:t>
             </w:r>
             <w:r>
               <w:t xml:space="preserve"> NBER Summer Institute</w:t>
@@ -3054,7 +3227,15 @@
               <w:t xml:space="preserve">AFA, </w:t>
             </w:r>
             <w:r>
-              <w:t>IDC , MFA, EFA, CBOE Derivatives conference, Insead Finance Conference, Duke Asset Pricing conference, NBER Spring, NBER S</w:t>
+              <w:t xml:space="preserve">IDC , MFA, EFA, CBOE Derivatives conference, </w:t>
+            </w:r>
+            <w:proofErr w:type="spellStart"/>
+            <w:r>
+              <w:t>Insead</w:t>
+            </w:r>
+            <w:proofErr w:type="spellEnd"/>
+            <w:r>
+              <w:t xml:space="preserve"> Finance Conference, Duke Asset Pricing conference, NBER Spring, NBER S</w:t>
             </w:r>
             <w:r>
               <w:t>ummer Institute</w:t>
@@ -3209,7 +3390,15 @@
               <w:ind w:left="0" w:firstLine="0"/>
             </w:pPr>
             <w:r>
-              <w:t>Colorado, Five Star, Richmond Fed, Gerzensee ESSM, Atlanta Fed , Chicago Booth Media conference</w:t>
+              <w:t xml:space="preserve">Colorado, Five Star, Richmond Fed, </w:t>
+            </w:r>
+            <w:proofErr w:type="spellStart"/>
+            <w:r>
+              <w:t>Gerzensee</w:t>
+            </w:r>
+            <w:proofErr w:type="spellEnd"/>
+            <w:r>
+              <w:t xml:space="preserve"> ESSM, Atlanta Fed , Chicago Booth Media conference</w:t>
             </w:r>
             <w:r>
               <w:t>, Bank of England</w:t>
@@ -3244,6 +3433,7 @@
               <w:rPr>
                 <w:b/>
               </w:rPr>
+              <w:lastRenderedPageBreak/>
               <w:t>2014</w:t>
             </w:r>
           </w:p>
@@ -3290,7 +3480,6 @@
               <w:rPr>
                 <w:b/>
               </w:rPr>
-              <w:lastRenderedPageBreak/>
               <w:t>2013</w:t>
             </w:r>
           </w:p>
@@ -3519,6 +3708,15 @@
                 <w:b/>
               </w:rPr>
             </w:pPr>
+          </w:p>
+          <w:p>
+            <w:pPr>
+              <w:spacing w:after="0" w:line="259" w:lineRule="auto"/>
+              <w:ind w:left="0" w:firstLine="0"/>
+              <w:rPr>
+                <w:b/>
+              </w:rPr>
+            </w:pPr>
             <w:r>
               <w:rPr>
                 <w:b/>
@@ -3615,7 +3813,10 @@
               <w:t>John Hopkins University</w:t>
             </w:r>
             <w:r>
-              <w:t>, NYU (invited), Stanford (invited)</w:t>
+              <w:t xml:space="preserve">, NYU , Stanford </w:t>
+            </w:r>
+            <w:r>
+              <w:t>, Federal Reserve Board, Bank of International Settlements, CKGSB, Tsinghua PBC, SAIF, NYU Shanghai</w:t>
             </w:r>
           </w:p>
           <w:p>
@@ -3902,14 +4103,36 @@
               <w:rPr>
                 <w:lang w:val="pt-BR"/>
               </w:rPr>
-              <w:t xml:space="preserve"> (internal)</w:t>
-            </w:r>
+              <w:t xml:space="preserve"> (</w:t>
+            </w:r>
+            <w:proofErr w:type="spellStart"/>
             <w:r>
               <w:rPr>
                 <w:lang w:val="pt-BR"/>
               </w:rPr>
-              <w:t>, Columbia, FGV, Insper</w:t>
-            </w:r>
+              <w:t>internal</w:t>
+            </w:r>
+            <w:proofErr w:type="spellEnd"/>
+            <w:r>
+              <w:rPr>
+                <w:lang w:val="pt-BR"/>
+              </w:rPr>
+              <w:t>)</w:t>
+            </w:r>
+            <w:r>
+              <w:rPr>
+                <w:lang w:val="pt-BR"/>
+              </w:rPr>
+              <w:t xml:space="preserve">, Columbia, FGV, </w:t>
+            </w:r>
+            <w:proofErr w:type="spellStart"/>
+            <w:r>
+              <w:rPr>
+                <w:lang w:val="pt-BR"/>
+              </w:rPr>
+              <w:t>Insper</w:t>
+            </w:r>
+            <w:proofErr w:type="spellEnd"/>
           </w:p>
         </w:tc>
       </w:tr>
@@ -4229,6 +4452,24 @@
                 <w:b/>
               </w:rPr>
             </w:pPr>
+          </w:p>
+          <w:p>
+            <w:pPr>
+              <w:spacing w:after="0" w:line="259" w:lineRule="auto"/>
+              <w:ind w:left="0" w:firstLine="0"/>
+              <w:rPr>
+                <w:b/>
+              </w:rPr>
+            </w:pPr>
+          </w:p>
+          <w:p>
+            <w:pPr>
+              <w:spacing w:after="0" w:line="259" w:lineRule="auto"/>
+              <w:ind w:left="0" w:firstLine="0"/>
+              <w:rPr>
+                <w:b/>
+              </w:rPr>
+            </w:pPr>
             <w:r>
               <w:rPr>
                 <w:b/>
@@ -4502,6 +4743,41 @@
                 <w:bCs/>
               </w:rPr>
               <w:lastRenderedPageBreak/>
+              <w:t>Demand-System Asset Pricing: Theoretical Foundations</w:t>
+            </w:r>
+            <w:r>
+              <w:rPr>
+                <w:b/>
+                <w:bCs/>
+              </w:rPr>
+              <w:t xml:space="preserve">, </w:t>
+            </w:r>
+            <w:r>
+              <w:t xml:space="preserve">by William Fuchs, Satoshi Fukuda, Daniel </w:t>
+            </w:r>
+            <w:proofErr w:type="spellStart"/>
+            <w:r>
+              <w:t>Neuhman</w:t>
+            </w:r>
+            <w:proofErr w:type="spellEnd"/>
+            <w:r>
+              <w:t xml:space="preserve"> (WFA)</w:t>
+            </w:r>
+          </w:p>
+          <w:p>
+            <w:pPr>
+              <w:spacing w:after="0" w:line="259" w:lineRule="auto"/>
+              <w:ind w:left="0" w:firstLine="0"/>
+              <w:rPr>
+                <w:b/>
+                <w:bCs/>
+              </w:rPr>
+            </w:pPr>
+            <w:r>
+              <w:rPr>
+                <w:b/>
+                <w:bCs/>
+              </w:rPr>
               <w:t>Passive Demand and Active Supply: Evidence from Maturity-mandated Corporate Bond Funds</w:t>
             </w:r>
             <w:r>
@@ -4541,23 +4817,32 @@
               <w:t xml:space="preserve">by J.H. Van Binsbergen , S. Bryzgalova, M. Mukhopadhyay, V. Sharma </w:t>
             </w:r>
             <w:r>
-              <w:t xml:space="preserve"> (Macro finance Society Uchicago meeting)</w:t>
-            </w:r>
-          </w:p>
-          <w:p>
-            <w:pPr>
-              <w:spacing w:after="0" w:line="259" w:lineRule="auto"/>
-              <w:ind w:left="0" w:firstLine="0"/>
-              <w:rPr>
-                <w:b/>
-                <w:bCs/>
-              </w:rPr>
-            </w:pPr>
-            <w:r>
-              <w:rPr>
-                <w:b/>
-                <w:bCs/>
-              </w:rPr>
+              <w:t xml:space="preserve"> (Macro finance Society </w:t>
+            </w:r>
+            <w:proofErr w:type="spellStart"/>
+            <w:r>
+              <w:t>Uchicago</w:t>
+            </w:r>
+            <w:proofErr w:type="spellEnd"/>
+            <w:r>
+              <w:t xml:space="preserve"> meeting)</w:t>
+            </w:r>
+          </w:p>
+          <w:p>
+            <w:pPr>
+              <w:spacing w:after="0" w:line="259" w:lineRule="auto"/>
+              <w:ind w:left="0" w:firstLine="0"/>
+              <w:rPr>
+                <w:b/>
+                <w:bCs/>
+              </w:rPr>
+            </w:pPr>
+            <w:r>
+              <w:rPr>
+                <w:b/>
+                <w:bCs/>
+              </w:rPr>
+              <w:lastRenderedPageBreak/>
               <w:t>Inflation Forecasting from Cross-Sectional Stocks</w:t>
             </w:r>
             <w:r>
@@ -4568,7 +4853,15 @@
               <w:br/>
             </w:r>
             <w:r>
-              <w:t>by Claire Yurong Hong, Jun Pan, and Shiwen Tian</w:t>
+              <w:t xml:space="preserve">by Claire Yurong Hong, Jun Pan, and </w:t>
+            </w:r>
+            <w:proofErr w:type="spellStart"/>
+            <w:r>
+              <w:t>Shiwen</w:t>
+            </w:r>
+            <w:proofErr w:type="spellEnd"/>
+            <w:r>
+              <w:t xml:space="preserve"> Tian</w:t>
             </w:r>
             <w:r>
               <w:t xml:space="preserve"> (Tilburg Finance Summit)</w:t>
@@ -4654,17 +4947,24 @@
                 <w:lang w:val="pt-BR"/>
               </w:rPr>
             </w:pPr>
+            <w:proofErr w:type="spellStart"/>
             <w:r>
               <w:rPr>
                 <w:lang w:val="pt-BR"/>
               </w:rPr>
-              <w:lastRenderedPageBreak/>
-              <w:t>by Paymon Khorrami &amp; Fernando Mendo</w:t>
-            </w:r>
+              <w:t>by</w:t>
+            </w:r>
+            <w:proofErr w:type="spellEnd"/>
             <w:r>
               <w:rPr>
                 <w:lang w:val="pt-BR"/>
               </w:rPr>
+              <w:t xml:space="preserve"> Paymon Khorrami &amp; Fernando Mendo</w:t>
+            </w:r>
+            <w:r>
+              <w:rPr>
+                <w:lang w:val="pt-BR"/>
+              </w:rPr>
               <w:t xml:space="preserve"> (</w:t>
             </w:r>
           </w:p>
@@ -4719,7 +5019,23 @@
               <w:t xml:space="preserve"> </w:t>
             </w:r>
             <w:r>
-              <w:t>by Georgij Alekseev, Stefano Giglio, Quinn Maingi, Julia Selgrad, and Johannes Stroebe</w:t>
+              <w:t xml:space="preserve">by </w:t>
+            </w:r>
+            <w:proofErr w:type="spellStart"/>
+            <w:r>
+              <w:t>Georgij</w:t>
+            </w:r>
+            <w:proofErr w:type="spellEnd"/>
+            <w:r>
+              <w:t xml:space="preserve"> Alekseev, Stefano Giglio, Quinn Maingi, Julia </w:t>
+            </w:r>
+            <w:proofErr w:type="spellStart"/>
+            <w:r>
+              <w:t>Selgrad</w:t>
+            </w:r>
+            <w:proofErr w:type="spellEnd"/>
+            <w:r>
+              <w:t>, and Johannes Stroebe</w:t>
             </w:r>
           </w:p>
           <w:p>
@@ -4789,7 +5105,31 @@
               <w:t xml:space="preserve"> </w:t>
             </w:r>
             <w:r>
-              <w:t>Matthew Baron, Luc Laeven, Julien Pénasse, and Yevhenii Usenko</w:t>
+              <w:t xml:space="preserve">Matthew Baron, Luc </w:t>
+            </w:r>
+            <w:proofErr w:type="spellStart"/>
+            <w:r>
+              <w:t>Laeven</w:t>
+            </w:r>
+            <w:proofErr w:type="spellEnd"/>
+            <w:r>
+              <w:t xml:space="preserve">, Julien </w:t>
+            </w:r>
+            <w:proofErr w:type="spellStart"/>
+            <w:r>
+              <w:t>Pénasse</w:t>
+            </w:r>
+            <w:proofErr w:type="spellEnd"/>
+            <w:r>
+              <w:t xml:space="preserve">, and </w:t>
+            </w:r>
+            <w:proofErr w:type="spellStart"/>
+            <w:r>
+              <w:t>Yevhenii</w:t>
+            </w:r>
+            <w:proofErr w:type="spellEnd"/>
+            <w:r>
+              <w:t xml:space="preserve"> Usenko</w:t>
             </w:r>
           </w:p>
           <w:p>
@@ -4842,7 +5182,15 @@
               <w:t>by</w:t>
             </w:r>
             <w:r>
-              <w:t xml:space="preserve"> Friedrich Lorenz , Karl Schmedders , and Malte Schumacher</w:t>
+              <w:t xml:space="preserve"> Friedrich Lorenz , Karl </w:t>
+            </w:r>
+            <w:proofErr w:type="spellStart"/>
+            <w:r>
+              <w:t>Schmedders</w:t>
+            </w:r>
+            <w:proofErr w:type="spellEnd"/>
+            <w:r>
+              <w:t xml:space="preserve"> , and Malte Schumacher</w:t>
             </w:r>
           </w:p>
           <w:p>
@@ -4959,8 +5307,30 @@
               <w:rPr>
                 <w:bCs/>
               </w:rPr>
-              <w:t>by Marcin Kacperczyk, Christophe Perignon, and Guillaume Vuillemey</w:t>
-            </w:r>
+              <w:t xml:space="preserve">by Marcin </w:t>
+            </w:r>
+            <w:proofErr w:type="spellStart"/>
+            <w:r>
+              <w:rPr>
+                <w:bCs/>
+              </w:rPr>
+              <w:t>Kacperczyk</w:t>
+            </w:r>
+            <w:proofErr w:type="spellEnd"/>
+            <w:r>
+              <w:rPr>
+                <w:bCs/>
+              </w:rPr>
+              <w:t xml:space="preserve">, Christophe Perignon, and Guillaume </w:t>
+            </w:r>
+            <w:proofErr w:type="spellStart"/>
+            <w:r>
+              <w:rPr>
+                <w:bCs/>
+              </w:rPr>
+              <w:t>Vuillemey</w:t>
+            </w:r>
+            <w:proofErr w:type="spellEnd"/>
           </w:p>
           <w:p>
             <w:pPr>
@@ -5025,8 +5395,16 @@
               <w:rPr>
                 <w:bCs/>
               </w:rPr>
-              <w:t>by Alyssa Anderson, Wenxi Du, and Bernd Schlusche</w:t>
-            </w:r>
+              <w:t xml:space="preserve">by Alyssa Anderson, Wenxi Du, and Bernd </w:t>
+            </w:r>
+            <w:proofErr w:type="spellStart"/>
+            <w:r>
+              <w:rPr>
+                <w:bCs/>
+              </w:rPr>
+              <w:t>Schlusche</w:t>
+            </w:r>
+            <w:proofErr w:type="spellEnd"/>
           </w:p>
           <w:p>
             <w:pPr>
@@ -5173,8 +5551,16 @@
               <w:rPr>
                 <w:bCs/>
               </w:rPr>
-              <w:t>by Pablo Kurlat</w:t>
-            </w:r>
+              <w:t xml:space="preserve">by Pablo </w:t>
+            </w:r>
+            <w:proofErr w:type="spellStart"/>
+            <w:r>
+              <w:rPr>
+                <w:bCs/>
+              </w:rPr>
+              <w:t>Kurlat</w:t>
+            </w:r>
+            <w:proofErr w:type="spellEnd"/>
           </w:p>
           <w:p>
             <w:pPr>
@@ -5282,7 +5668,49 @@
               <w:rPr>
                 <w:bCs/>
               </w:rPr>
-              <w:t>by Andrew Ellul, Chotibhak Jotikashira, Anastasia Kartasheva, Christian Lundblad, and Wolf Wagner</w:t>
+              <w:t xml:space="preserve">by Andrew Ellul, </w:t>
+            </w:r>
+            <w:proofErr w:type="spellStart"/>
+            <w:r>
+              <w:rPr>
+                <w:bCs/>
+              </w:rPr>
+              <w:t>Chotibhak</w:t>
+            </w:r>
+            <w:proofErr w:type="spellEnd"/>
+            <w:r>
+              <w:rPr>
+                <w:bCs/>
+              </w:rPr>
+              <w:t xml:space="preserve"> </w:t>
+            </w:r>
+            <w:proofErr w:type="spellStart"/>
+            <w:r>
+              <w:rPr>
+                <w:bCs/>
+              </w:rPr>
+              <w:t>Jotikashira</w:t>
+            </w:r>
+            <w:proofErr w:type="spellEnd"/>
+            <w:r>
+              <w:rPr>
+                <w:bCs/>
+              </w:rPr>
+              <w:t xml:space="preserve">, Anastasia </w:t>
+            </w:r>
+            <w:proofErr w:type="spellStart"/>
+            <w:r>
+              <w:rPr>
+                <w:bCs/>
+              </w:rPr>
+              <w:t>Kartasheva</w:t>
+            </w:r>
+            <w:proofErr w:type="spellEnd"/>
+            <w:r>
+              <w:rPr>
+                <w:bCs/>
+              </w:rPr>
+              <w:t>, Christian Lundblad, and Wolf Wagner</w:t>
             </w:r>
           </w:p>
           <w:p>
@@ -5322,6 +5750,7 @@
                 <w:b/>
                 <w:bCs/>
               </w:rPr>
+              <w:lastRenderedPageBreak/>
               <w:t xml:space="preserve">“Mutual Fund Flows and Fluctuations in Credit and Business Cycles” </w:t>
             </w:r>
             <w:r>
@@ -5361,7 +5790,21 @@
               <w:rPr>
                 <w:bCs/>
               </w:rPr>
-              <w:t>by Markus Brunnermeier, Simon Rother, and Isabel Schnabel</w:t>
+              <w:t xml:space="preserve">by Markus </w:t>
+            </w:r>
+            <w:proofErr w:type="spellStart"/>
+            <w:r>
+              <w:rPr>
+                <w:bCs/>
+              </w:rPr>
+              <w:t>Brunnermeier</w:t>
+            </w:r>
+            <w:proofErr w:type="spellEnd"/>
+            <w:r>
+              <w:rPr>
+                <w:bCs/>
+              </w:rPr>
+              <w:t>, Simon Rother, and Isabel Schnabel</w:t>
             </w:r>
             <w:r>
               <w:t xml:space="preserve"> </w:t>
@@ -5396,6 +5839,7 @@
               <w:rPr>
                 <w:b/>
               </w:rPr>
+              <w:lastRenderedPageBreak/>
               <w:t>2016</w:t>
             </w:r>
           </w:p>
@@ -5419,7 +5863,15 @@
               <w:t>Does Variance Risk Have Two Prices?</w:t>
             </w:r>
             <w:r>
-              <w:t>” by Laurent Barras and Aytek Malkhozov, American Finance Association</w:t>
+              <w:t xml:space="preserve">” by Laurent Barras and Aytek </w:t>
+            </w:r>
+            <w:proofErr w:type="spellStart"/>
+            <w:r>
+              <w:t>Malkhozov</w:t>
+            </w:r>
+            <w:proofErr w:type="spellEnd"/>
+            <w:r>
+              <w:t>, American Finance Association</w:t>
             </w:r>
           </w:p>
           <w:p>
@@ -5446,7 +5898,6 @@
               <w:br/>
             </w:r>
             <w:r>
-              <w:lastRenderedPageBreak/>
               <w:t>“</w:t>
             </w:r>
             <w:r>
@@ -5459,8 +5910,13 @@
               <w:t xml:space="preserve">” </w:t>
             </w:r>
             <w:r>
-              <w:t>by Kozlowski, Veldkamp, and Venkateswaram</w:t>
-            </w:r>
+              <w:t xml:space="preserve">by Kozlowski, Veldkamp, and </w:t>
+            </w:r>
+            <w:proofErr w:type="spellStart"/>
+            <w:r>
+              <w:t>Venkateswaram</w:t>
+            </w:r>
+            <w:proofErr w:type="spellEnd"/>
           </w:p>
           <w:p>
             <w:pPr>
@@ -5497,7 +5953,6 @@
               <w:rPr>
                 <w:b/>
               </w:rPr>
-              <w:lastRenderedPageBreak/>
               <w:t>2015</w:t>
             </w:r>
           </w:p>
@@ -5539,7 +5994,15 @@
               <w:t>Financial Intermediation and Capital Misallocation</w:t>
             </w:r>
             <w:r>
-              <w:t>”, by Hengjie Ai, Kai Li, and Fang Yang, Mitsui Symposium</w:t>
+              <w:t xml:space="preserve">”, by </w:t>
+            </w:r>
+            <w:proofErr w:type="spellStart"/>
+            <w:r>
+              <w:t>Hengjie</w:t>
+            </w:r>
+            <w:proofErr w:type="spellEnd"/>
+            <w:r>
+              <w:t xml:space="preserve"> Ai, Kai Li, and Fang Yang, Mitsui Symposium</w:t>
             </w:r>
           </w:p>
           <w:p>
@@ -5557,7 +6020,15 @@
               <w:t>Investor Sophistication and Capital Income Inequality</w:t>
             </w:r>
             <w:r>
-              <w:t>” by Marcin Kacperczyk, Jaromir Nosal, and Luminita Stevens, WFA</w:t>
+              <w:t xml:space="preserve">” by Marcin </w:t>
+            </w:r>
+            <w:proofErr w:type="spellStart"/>
+            <w:r>
+              <w:t>Kacperczyk</w:t>
+            </w:r>
+            <w:proofErr w:type="spellEnd"/>
+            <w:r>
+              <w:t>, Jaromir Nosal, and Luminita Stevens, WFA</w:t>
             </w:r>
           </w:p>
           <w:p>
@@ -5575,7 +6046,15 @@
               <w:t>Retirement in the Shadow (Banking)</w:t>
             </w:r>
             <w:r>
-              <w:t>” by Guillermo Ordonez and Facundo Piguillem, ITAM-PIER Conference on Macroeconomics</w:t>
+              <w:t xml:space="preserve">” by Guillermo Ordonez and Facundo </w:t>
+            </w:r>
+            <w:proofErr w:type="spellStart"/>
+            <w:r>
+              <w:t>Piguillem</w:t>
+            </w:r>
+            <w:proofErr w:type="spellEnd"/>
+            <w:r>
+              <w:t>, ITAM-PIER Conference on Macroeconomics</w:t>
             </w:r>
           </w:p>
           <w:p>
@@ -5593,7 +6072,15 @@
               <w:t>Testing Asset Pricing Models with Long-Run Expected Returns</w:t>
             </w:r>
             <w:r>
-              <w:t>” by Lars Lochstoer and Paul Tealock, Chicago Becker Friedman conference</w:t>
+              <w:t xml:space="preserve">” by Lars Lochstoer and Paul </w:t>
+            </w:r>
+            <w:proofErr w:type="spellStart"/>
+            <w:r>
+              <w:t>Tealock</w:t>
+            </w:r>
+            <w:proofErr w:type="spellEnd"/>
+            <w:r>
+              <w:t>, Chicago Becker Friedman conference</w:t>
             </w:r>
           </w:p>
           <w:p>
@@ -5611,7 +6098,15 @@
               <w:t>Rare Disaster Concerns Everywhere</w:t>
             </w:r>
             <w:r>
-              <w:t xml:space="preserve">” George Gao and Zhaogang Son, SFS cavalcade </w:t>
+              <w:t xml:space="preserve">” George Gao and </w:t>
+            </w:r>
+            <w:proofErr w:type="spellStart"/>
+            <w:r>
+              <w:t>Zhaogang</w:t>
+            </w:r>
+            <w:proofErr w:type="spellEnd"/>
+            <w:r>
+              <w:t xml:space="preserve"> Son, SFS cavalcade </w:t>
             </w:r>
           </w:p>
           <w:p>
@@ -5629,7 +6124,15 @@
               <w:t>Collateral Risk, Repo Rollover, and Shadow Banking</w:t>
             </w:r>
             <w:r>
-              <w:t xml:space="preserve">” by Shengxing Zhang, Bank of England macro-prudential conference </w:t>
+              <w:t xml:space="preserve">” by </w:t>
+            </w:r>
+            <w:proofErr w:type="spellStart"/>
+            <w:r>
+              <w:t>Shengxing</w:t>
+            </w:r>
+            <w:proofErr w:type="spellEnd"/>
+            <w:r>
+              <w:t xml:space="preserve"> Zhang, Bank of England macro-prudential conference </w:t>
             </w:r>
           </w:p>
         </w:tc>
@@ -5683,8 +6186,21 @@
               <w:t>Heterogeneous Information Diffusion and Horizon Effects in Average Returns</w:t>
             </w:r>
             <w:r>
-              <w:t>”, by Oliver Boguth, Murray Carlson, Adlai Fisher and Mikhail Simutin</w:t>
-            </w:r>
+              <w:t xml:space="preserve">”, by Oliver </w:t>
+            </w:r>
+            <w:proofErr w:type="spellStart"/>
+            <w:r>
+              <w:t>Boguth</w:t>
+            </w:r>
+            <w:proofErr w:type="spellEnd"/>
+            <w:r>
+              <w:t xml:space="preserve">, Murray Carlson, Adlai Fisher and Mikhail </w:t>
+            </w:r>
+            <w:proofErr w:type="spellStart"/>
+            <w:r>
+              <w:t>Simutin</w:t>
+            </w:r>
+            <w:proofErr w:type="spellEnd"/>
           </w:p>
           <w:p>
             <w:pPr>
@@ -5700,7 +6216,15 @@
               <w:t>Tradable Aggregate Risk Factors and the Cross-section of Stock Returns</w:t>
             </w:r>
             <w:r>
-              <w:t xml:space="preserve">” by Nikolay Doskov, Tapio Pekkala, and Ruy Ribeiro, PUC Finance conference </w:t>
+              <w:t xml:space="preserve">” by Nikolay </w:t>
+            </w:r>
+            <w:proofErr w:type="spellStart"/>
+            <w:r>
+              <w:t>Doskov</w:t>
+            </w:r>
+            <w:proofErr w:type="spellEnd"/>
+            <w:r>
+              <w:t xml:space="preserve">, Tapio Pekkala, and Ruy Ribeiro, PUC Finance conference </w:t>
             </w:r>
           </w:p>
         </w:tc>
@@ -5741,8 +6265,21 @@
         <w:ind w:left="0" w:firstLine="0"/>
       </w:pPr>
       <w:r>
-        <w:t>Arrow Street Capital, Phase Capital, Norges Bank Investment Management, Thalesians</w:t>
-      </w:r>
+        <w:t xml:space="preserve">Arrow Street Capital, Phase Capital, </w:t>
+      </w:r>
+      <w:proofErr w:type="spellStart"/>
+      <w:r>
+        <w:t>Norges</w:t>
+      </w:r>
+      <w:proofErr w:type="spellEnd"/>
+      <w:r>
+        <w:t xml:space="preserve"> Bank Investment Management, </w:t>
+      </w:r>
+      <w:proofErr w:type="spellStart"/>
+      <w:r>
+        <w:t>Thalesians</w:t>
+      </w:r>
+      <w:proofErr w:type="spellEnd"/>
       <w:r>
         <w:t>, Price</w:t>
       </w:r>
@@ -5751,6 +6288,9 @@
       </w:r>
       <w:r>
         <w:t>aterhouseCoopers</w:t>
+      </w:r>
+      <w:r>
+        <w:t>,</w:t>
       </w:r>
     </w:p>
     <w:p>
@@ -5873,7 +6413,15 @@
               <w:ind w:left="0" w:firstLine="0"/>
             </w:pPr>
             <w:r>
-              <w:t>Peter Carr Memorial Grant Best Paper Award</w:t>
+              <w:t xml:space="preserve">Peter </w:t>
+            </w:r>
+            <w:proofErr w:type="spellStart"/>
+            <w:r>
+              <w:t>Carr</w:t>
+            </w:r>
+            <w:proofErr w:type="spellEnd"/>
+            <w:r>
+              <w:t xml:space="preserve"> Memorial Grant Best Paper Award</w:t>
             </w:r>
           </w:p>
           <w:p>
@@ -5958,6 +6506,7 @@
               <w:rPr>
                 <w:b/>
               </w:rPr>
+              <w:lastRenderedPageBreak/>
               <w:t>2009</w:t>
             </w:r>
           </w:p>
@@ -6050,11 +6599,7 @@
         <w:t>American Economic Journal: Macroeconomics</w:t>
       </w:r>
       <w:r>
-        <w:t xml:space="preserve">, Review of Economic Studies, </w:t>
-      </w:r>
-      <w:r>
-        <w:lastRenderedPageBreak/>
-        <w:t>Review of Economics and Statistics</w:t>
+        <w:t>, Review of Economic Studies, Review of Economics and Statistics</w:t>
       </w:r>
       <w:r>
         <w:t>, Journal of Political Economy, Economic Journal, Review of Finance</w:t>
@@ -6113,8 +6658,21 @@
       <w:pPr>
         <w:ind w:left="432" w:firstLine="0"/>
       </w:pPr>
-      <w:r>
-        <w:t xml:space="preserve">Gavea Investimentos (Brazil): Feb. 2006 – Aug. 2006, Research Economist. </w:t>
+      <w:proofErr w:type="spellStart"/>
+      <w:r>
+        <w:t>Gavea</w:t>
+      </w:r>
+      <w:proofErr w:type="spellEnd"/>
+      <w:r>
+        <w:t xml:space="preserve"> </w:t>
+      </w:r>
+      <w:proofErr w:type="spellStart"/>
+      <w:r>
+        <w:t>Investimentos</w:t>
+      </w:r>
+      <w:proofErr w:type="spellEnd"/>
+      <w:r>
+        <w:t xml:space="preserve"> (Brazil): Feb. 2006 – Aug. 2006, Research Economist. </w:t>
       </w:r>
     </w:p>
     <w:p>
@@ -7714,7 +8272,7 @@
   <w:style w:type="paragraph" w:default="1" w:styleId="Normal">
     <w:name w:val="Normal"/>
     <w:qFormat/>
-    <w:rsid w:val="00AB54E1"/>
+    <w:rsid w:val="00157217"/>
     <w:pPr>
       <w:spacing w:after="10" w:line="249" w:lineRule="auto"/>
       <w:ind w:left="730" w:hanging="10"/>
@@ -7963,6 +8521,18 @@
     <w:rPr>
       <w:color w:val="auto"/>
       <w:szCs w:val="24"/>
+    </w:rPr>
+  </w:style>
+  <w:style w:type="character" w:styleId="UnresolvedMention">
+    <w:name w:val="Unresolved Mention"/>
+    <w:basedOn w:val="DefaultParagraphFont"/>
+    <w:uiPriority w:val="99"/>
+    <w:semiHidden/>
+    <w:unhideWhenUsed/>
+    <w:rsid w:val="00F85ED2"/>
+    <w:rPr>
+      <w:color w:val="605E5C"/>
+      <w:shd w:val="clear" w:color="auto" w:fill="E1DFDD"/>
     </w:rPr>
   </w:style>
 </w:styles>
